--- a/exercises/Bài tập tổng hợp 33-37 - Câu hỏi, mệnh lệnh và thời gian/Đề 1.docx
+++ b/exercises/Bài tập tổng hợp 33-37 - Câu hỏi, mệnh lệnh và thời gian/Đề 1.docx
@@ -3,604 +3,2788 @@
 <w:document xmlns:w="http://schemas.openxmlformats.org/wordprocessingml/2006/main">
   <w:body>
     <w:p>
-      <w:r>
-        <w:rPr>
+      <w:pPr>
+        <w:spacing w:before="0" w:after="280"/>
+        <w:keepNext/>
+        <w:jc w:val="center"/>
+      </w:pPr>
+      <w:r>
+        <w:rPr>
+          <w:color w:val="000000"/>
           <w:b/>
         </w:rPr>
-        <w:t xml:space="preserve">ĐỀ TỔNG HỢP 33–37 – ĐỀ 1</w:t>
-      </w:r>
-    </w:p>
-    <w:p>
-      <w:r>
-        <w:t xml:space="preserve">WH- QUESTIONS – YES/NO QUESTIONS – IMPERATIVES – QUESTION TAGS – TIME EXPRESSIONS</w:t>
-      </w:r>
-    </w:p>
-    <w:p>
-      <w:r>
-        <w:t xml:space="preserve">Họ và tên: __________________________                         Điểm: ________/100</w:t>
-      </w:r>
-    </w:p>
-    <w:p>
-      <w:r>
-        <w:rPr>
+        <w:t>ĐỀ TỔNG HỢP 33–37 – ĐỀ 1</w:t>
+      </w:r>
+    </w:p>
+    <w:p>
+      <w:pPr>
+        <w:spacing w:before="0" w:after="180"/>
+        <w:jc w:val="center"/>
+      </w:pPr>
+      <w:r>
+        <w:rPr>
+          <w:color w:val="000000"/>
           <w:b/>
         </w:rPr>
-        <w:t xml:space="preserve">PHẦN 1. CHỌN TỪ HỎI ĐÚNG (10 điểm)</w:t>
-      </w:r>
-    </w:p>
-    <w:p>
-      <w:r>
-        <w:t xml:space="preserve">1. ___ do you live? A Where B When C Who</w:t>
-      </w:r>
-    </w:p>
-    <w:p>
-      <w:r>
-        <w:t xml:space="preserve">2. ___ is your birthday? A What B When C How</w:t>
-      </w:r>
-    </w:p>
-    <w:p>
-      <w:r>
-        <w:t xml:space="preserve">3. ___ did Lan call? A Who B Why C Where</w:t>
-      </w:r>
-    </w:p>
-    <w:p>
-      <w:r>
-        <w:t xml:space="preserve">4. ___ are you late? A Which B Why C Whose</w:t>
-      </w:r>
-    </w:p>
-    <w:p>
-      <w:r>
-        <w:t xml:space="preserve">5. ___ book is yours? A Who B Whose C How</w:t>
-      </w:r>
-    </w:p>
-    <w:p>
-      <w:r>
-        <w:t xml:space="preserve">6. ___ do you go to school? A How B What C When</w:t>
-      </w:r>
-    </w:p>
-    <w:p>
-      <w:r>
-        <w:t xml:space="preserve">7. ___ does the film start? A Who B What time C Whose</w:t>
-      </w:r>
-    </w:p>
-    <w:p>
-      <w:r>
-        <w:t xml:space="preserve">8. ___ color do you prefer? A Why B Which C Where</w:t>
-      </w:r>
-    </w:p>
-    <w:p>
-      <w:r>
-        <w:t xml:space="preserve">9. ___ is your teacher? A Who B When C How many</w:t>
-      </w:r>
-    </w:p>
-    <w:p>
-      <w:r>
-        <w:t xml:space="preserve">10. ___ milk do we need? A How much B How many C What time</w:t>
-      </w:r>
-    </w:p>
-    <w:p>
-      <w:r>
-        <w:rPr>
+        <w:t>WH- QUESTIONS – YES/NO QUESTIONS – IMPERATIVES – QUESTION TAGS – TIME EXPRESSIONS</w:t>
+      </w:r>
+    </w:p>
+    <w:p>
+      <w:pPr>
+        <w:spacing w:before="0" w:after="100"/>
+      </w:pPr>
+      <w:r>
+        <w:rPr>
+          <w:color w:val="000000"/>
+        </w:rPr>
+        <w:t>Họ và tên: __________________________                         Điểm: ________/100</w:t>
+      </w:r>
+    </w:p>
+    <w:p>
+      <w:pPr>
+        <w:spacing w:before="0" w:after="100"/>
+      </w:pPr>
+      <w:r>
+        <w:rPr>
+          <w:color w:val="000000"/>
+        </w:rPr>
+        <w:t>Phạm vi kiến thức: Bài 33–37 — Wh-questions; Yes/No questions; imperatives; question tags; time expressions.</w:t>
+      </w:r>
+    </w:p>
+    <w:p>
+      <w:pPr>
+        <w:spacing w:before="0" w:after="100"/>
+      </w:pPr>
+      <w:r>
+        <w:rPr>
+          <w:color w:val="000000"/>
+        </w:rPr>
+        <w:t>Thời gian làm bài dự kiến: 90 phút.</w:t>
+      </w:r>
+    </w:p>
+    <w:p>
+      <w:pPr>
+        <w:spacing w:before="0" w:after="100"/>
+      </w:pPr>
+      <w:r>
+        <w:rPr>
+          <w:color w:val="000000"/>
+        </w:rPr>
+        <w:t>Tổng điểm: 100 điểm.</w:t>
+      </w:r>
+    </w:p>
+    <w:p>
+      <w:pPr>
+        <w:spacing w:before="0" w:after="120"/>
+      </w:pPr>
+      <w:r>
+        <w:rPr>
+          <w:color w:val="000000"/>
+        </w:rPr>
+        <w:t>Hướng dẫn chung: Làm lần lượt từng phần và kiểm tra lại trật tự từ, trợ động từ, câu mệnh lệnh, câu hỏi đuôi và giới từ thời gian trước khi nộp bài.</w:t>
+      </w:r>
+    </w:p>
+    <w:p>
+      <w:pPr>
+        <w:spacing w:before="240" w:after="60"/>
+        <w:keepNext/>
+      </w:pPr>
+      <w:r>
+        <w:rPr>
+          <w:color w:val="000000"/>
           <w:b/>
         </w:rPr>
-        <w:t xml:space="preserve">PHẦN 2. CHUYỂN THÀNH CÂU HỎI YES/NO (10 điểm)</w:t>
-      </w:r>
-    </w:p>
-    <w:p>
-      <w:r>
-        <w:t xml:space="preserve">1. She likes music.</w:t>
-      </w:r>
-    </w:p>
-    <w:p>
-      <w:r>
-        <w:t xml:space="preserve">2. They are at home.</w:t>
-      </w:r>
-    </w:p>
-    <w:p>
-      <w:r>
-        <w:t xml:space="preserve">3. Nam went to school yesterday.</w:t>
-      </w:r>
-    </w:p>
-    <w:p>
-      <w:r>
-        <w:t xml:space="preserve">4. You can swim.</w:t>
-      </w:r>
-    </w:p>
-    <w:p>
-      <w:r>
-        <w:t xml:space="preserve">5. Mai is studying now.</w:t>
-      </w:r>
-    </w:p>
-    <w:p>
-      <w:r>
-        <w:t xml:space="preserve">6. They have finished the work.</w:t>
-      </w:r>
-    </w:p>
-    <w:p>
-      <w:r>
-        <w:t xml:space="preserve">7. He will come tomorrow.</w:t>
-      </w:r>
-    </w:p>
-    <w:p>
-      <w:r>
-        <w:t xml:space="preserve">8. Lan has a bicycle.</w:t>
-      </w:r>
-    </w:p>
-    <w:p>
-      <w:r>
-        <w:t xml:space="preserve">9. The shop opens at eight.</w:t>
-      </w:r>
-    </w:p>
-    <w:p>
-      <w:r>
-        <w:t xml:space="preserve">10. We should leave now.</w:t>
-      </w:r>
-    </w:p>
-    <w:p>
-      <w:r>
-        <w:rPr>
+        <w:t>PHẦN 1. CHỌN TỪ HỎI ĐÚNG (10 điểm)</w:t>
+      </w:r>
+    </w:p>
+    <w:p>
+      <w:pPr>
+        <w:spacing w:before="0" w:after="60"/>
+        <w:keepNext/>
+      </w:pPr>
+      <w:r>
+        <w:rPr>
+          <w:color w:val="000000"/>
+          <w:i/>
+        </w:rPr>
+        <w:t>Hướng dẫn: Đọc từng câu và chọn từ hỏi phù hợp nhất.</w:t>
+      </w:r>
+    </w:p>
+    <w:p>
+      <w:pPr>
+        <w:spacing w:before="120" w:after="60"/>
+        <w:keepNext/>
+      </w:pPr>
+      <w:r>
+        <w:rPr>
+          <w:color w:val="000000"/>
+        </w:rPr>
+        <w:t>1. ___ do you live?</w:t>
+      </w:r>
+    </w:p>
+    <w:p>
+      <w:pPr>
+        <w:spacing w:before="0" w:after="40"/>
+        <w:keepNext/>
+      </w:pPr>
+      <w:r>
+        <w:rPr>
+          <w:color w:val="000000"/>
+        </w:rPr>
+        <w:t>A. Where</w:t>
+      </w:r>
+    </w:p>
+    <w:p>
+      <w:pPr>
+        <w:spacing w:before="0" w:after="40"/>
+        <w:keepNext/>
+      </w:pPr>
+      <w:r>
+        <w:rPr>
+          <w:color w:val="000000"/>
+        </w:rPr>
+        <w:t>B. When</w:t>
+      </w:r>
+    </w:p>
+    <w:p>
+      <w:pPr>
+        <w:spacing w:before="0" w:after="200"/>
+      </w:pPr>
+      <w:r>
+        <w:rPr>
+          <w:color w:val="000000"/>
+        </w:rPr>
+        <w:t>C. Who</w:t>
+      </w:r>
+    </w:p>
+    <w:p>
+      <w:pPr>
+        <w:spacing w:before="120" w:after="60"/>
+        <w:keepNext/>
+      </w:pPr>
+      <w:r>
+        <w:rPr>
+          <w:color w:val="000000"/>
+        </w:rPr>
+        <w:t>2. ___ is your birthday?</w:t>
+      </w:r>
+    </w:p>
+    <w:p>
+      <w:pPr>
+        <w:spacing w:before="0" w:after="40"/>
+        <w:keepNext/>
+      </w:pPr>
+      <w:r>
+        <w:rPr>
+          <w:color w:val="000000"/>
+        </w:rPr>
+        <w:t>A. What</w:t>
+      </w:r>
+    </w:p>
+    <w:p>
+      <w:pPr>
+        <w:spacing w:before="0" w:after="40"/>
+        <w:keepNext/>
+      </w:pPr>
+      <w:r>
+        <w:rPr>
+          <w:color w:val="000000"/>
+        </w:rPr>
+        <w:t>B. When</w:t>
+      </w:r>
+    </w:p>
+    <w:p>
+      <w:pPr>
+        <w:spacing w:before="0" w:after="200"/>
+      </w:pPr>
+      <w:r>
+        <w:rPr>
+          <w:color w:val="000000"/>
+        </w:rPr>
+        <w:t>C. How</w:t>
+      </w:r>
+    </w:p>
+    <w:p>
+      <w:pPr>
+        <w:spacing w:before="120" w:after="60"/>
+        <w:keepNext/>
+      </w:pPr>
+      <w:r>
+        <w:rPr>
+          <w:color w:val="000000"/>
+        </w:rPr>
+        <w:t>3. ___ did Lan call?</w:t>
+      </w:r>
+    </w:p>
+    <w:p>
+      <w:pPr>
+        <w:spacing w:before="0" w:after="40"/>
+        <w:keepNext/>
+      </w:pPr>
+      <w:r>
+        <w:rPr>
+          <w:color w:val="000000"/>
+        </w:rPr>
+        <w:t>A. Who</w:t>
+      </w:r>
+    </w:p>
+    <w:p>
+      <w:pPr>
+        <w:spacing w:before="0" w:after="40"/>
+        <w:keepNext/>
+      </w:pPr>
+      <w:r>
+        <w:rPr>
+          <w:color w:val="000000"/>
+        </w:rPr>
+        <w:t>B. Why</w:t>
+      </w:r>
+    </w:p>
+    <w:p>
+      <w:pPr>
+        <w:spacing w:before="0" w:after="200"/>
+      </w:pPr>
+      <w:r>
+        <w:rPr>
+          <w:color w:val="000000"/>
+        </w:rPr>
+        <w:t>C. Where</w:t>
+      </w:r>
+    </w:p>
+    <w:p>
+      <w:pPr>
+        <w:spacing w:before="120" w:after="60"/>
+        <w:keepNext/>
+      </w:pPr>
+      <w:r>
+        <w:rPr>
+          <w:color w:val="000000"/>
+        </w:rPr>
+        <w:t>4. ___ are you late?</w:t>
+      </w:r>
+    </w:p>
+    <w:p>
+      <w:pPr>
+        <w:spacing w:before="0" w:after="40"/>
+        <w:keepNext/>
+      </w:pPr>
+      <w:r>
+        <w:rPr>
+          <w:color w:val="000000"/>
+        </w:rPr>
+        <w:t>A. Which</w:t>
+      </w:r>
+    </w:p>
+    <w:p>
+      <w:pPr>
+        <w:spacing w:before="0" w:after="40"/>
+        <w:keepNext/>
+      </w:pPr>
+      <w:r>
+        <w:rPr>
+          <w:color w:val="000000"/>
+        </w:rPr>
+        <w:t>B. Why</w:t>
+      </w:r>
+    </w:p>
+    <w:p>
+      <w:pPr>
+        <w:spacing w:before="0" w:after="200"/>
+      </w:pPr>
+      <w:r>
+        <w:rPr>
+          <w:color w:val="000000"/>
+        </w:rPr>
+        <w:t>C. Whose</w:t>
+      </w:r>
+    </w:p>
+    <w:p>
+      <w:pPr>
+        <w:spacing w:before="120" w:after="60"/>
+        <w:keepNext/>
+      </w:pPr>
+      <w:r>
+        <w:rPr>
+          <w:color w:val="000000"/>
+        </w:rPr>
+        <w:t>5. ___ book is yours?</w:t>
+      </w:r>
+    </w:p>
+    <w:p>
+      <w:pPr>
+        <w:spacing w:before="0" w:after="40"/>
+        <w:keepNext/>
+      </w:pPr>
+      <w:r>
+        <w:rPr>
+          <w:color w:val="000000"/>
+        </w:rPr>
+        <w:t>A. Who</w:t>
+      </w:r>
+    </w:p>
+    <w:p>
+      <w:pPr>
+        <w:spacing w:before="0" w:after="40"/>
+        <w:keepNext/>
+      </w:pPr>
+      <w:r>
+        <w:rPr>
+          <w:color w:val="000000"/>
+        </w:rPr>
+        <w:t>B. Whose</w:t>
+      </w:r>
+    </w:p>
+    <w:p>
+      <w:pPr>
+        <w:spacing w:before="0" w:after="200"/>
+      </w:pPr>
+      <w:r>
+        <w:rPr>
+          <w:color w:val="000000"/>
+        </w:rPr>
+        <w:t>C. How</w:t>
+      </w:r>
+    </w:p>
+    <w:p>
+      <w:pPr>
+        <w:spacing w:before="120" w:after="60"/>
+        <w:keepNext/>
+      </w:pPr>
+      <w:r>
+        <w:rPr>
+          <w:color w:val="000000"/>
+        </w:rPr>
+        <w:t>6. ___ do you go to school?</w:t>
+      </w:r>
+    </w:p>
+    <w:p>
+      <w:pPr>
+        <w:spacing w:before="0" w:after="40"/>
+        <w:keepNext/>
+      </w:pPr>
+      <w:r>
+        <w:rPr>
+          <w:color w:val="000000"/>
+        </w:rPr>
+        <w:t>A. How</w:t>
+      </w:r>
+    </w:p>
+    <w:p>
+      <w:pPr>
+        <w:spacing w:before="0" w:after="40"/>
+        <w:keepNext/>
+      </w:pPr>
+      <w:r>
+        <w:rPr>
+          <w:color w:val="000000"/>
+        </w:rPr>
+        <w:t>B. What</w:t>
+      </w:r>
+    </w:p>
+    <w:p>
+      <w:pPr>
+        <w:spacing w:before="0" w:after="200"/>
+      </w:pPr>
+      <w:r>
+        <w:rPr>
+          <w:color w:val="000000"/>
+        </w:rPr>
+        <w:t>C. When</w:t>
+      </w:r>
+    </w:p>
+    <w:p>
+      <w:pPr>
+        <w:spacing w:before="120" w:after="60"/>
+        <w:keepNext/>
+      </w:pPr>
+      <w:r>
+        <w:rPr>
+          <w:color w:val="000000"/>
+        </w:rPr>
+        <w:t>7. ___ does the film start?</w:t>
+      </w:r>
+    </w:p>
+    <w:p>
+      <w:pPr>
+        <w:spacing w:before="0" w:after="40"/>
+        <w:keepNext/>
+      </w:pPr>
+      <w:r>
+        <w:rPr>
+          <w:color w:val="000000"/>
+        </w:rPr>
+        <w:t>A. Who</w:t>
+      </w:r>
+    </w:p>
+    <w:p>
+      <w:pPr>
+        <w:spacing w:before="0" w:after="40"/>
+        <w:keepNext/>
+      </w:pPr>
+      <w:r>
+        <w:rPr>
+          <w:color w:val="000000"/>
+        </w:rPr>
+        <w:t>B. What time</w:t>
+      </w:r>
+    </w:p>
+    <w:p>
+      <w:pPr>
+        <w:spacing w:before="0" w:after="200"/>
+      </w:pPr>
+      <w:r>
+        <w:rPr>
+          <w:color w:val="000000"/>
+        </w:rPr>
+        <w:t>C. Whose</w:t>
+      </w:r>
+    </w:p>
+    <w:p>
+      <w:pPr>
+        <w:spacing w:before="120" w:after="60"/>
+        <w:keepNext/>
+      </w:pPr>
+      <w:r>
+        <w:rPr>
+          <w:color w:val="000000"/>
+        </w:rPr>
+        <w:t>8. ___ color do you prefer?</w:t>
+      </w:r>
+    </w:p>
+    <w:p>
+      <w:pPr>
+        <w:spacing w:before="0" w:after="40"/>
+        <w:keepNext/>
+      </w:pPr>
+      <w:r>
+        <w:rPr>
+          <w:color w:val="000000"/>
+        </w:rPr>
+        <w:t>A. Why</w:t>
+      </w:r>
+    </w:p>
+    <w:p>
+      <w:pPr>
+        <w:spacing w:before="0" w:after="40"/>
+        <w:keepNext/>
+      </w:pPr>
+      <w:r>
+        <w:rPr>
+          <w:color w:val="000000"/>
+        </w:rPr>
+        <w:t>B. Which</w:t>
+      </w:r>
+    </w:p>
+    <w:p>
+      <w:pPr>
+        <w:spacing w:before="0" w:after="200"/>
+      </w:pPr>
+      <w:r>
+        <w:rPr>
+          <w:color w:val="000000"/>
+        </w:rPr>
+        <w:t>C. Where</w:t>
+      </w:r>
+    </w:p>
+    <w:p>
+      <w:pPr>
+        <w:spacing w:before="120" w:after="60"/>
+        <w:keepNext/>
+      </w:pPr>
+      <w:r>
+        <w:rPr>
+          <w:color w:val="000000"/>
+        </w:rPr>
+        <w:t>9. ___ is your teacher?</w:t>
+      </w:r>
+    </w:p>
+    <w:p>
+      <w:pPr>
+        <w:spacing w:before="0" w:after="40"/>
+        <w:keepNext/>
+      </w:pPr>
+      <w:r>
+        <w:rPr>
+          <w:color w:val="000000"/>
+        </w:rPr>
+        <w:t>A. Who</w:t>
+      </w:r>
+    </w:p>
+    <w:p>
+      <w:pPr>
+        <w:spacing w:before="0" w:after="40"/>
+        <w:keepNext/>
+      </w:pPr>
+      <w:r>
+        <w:rPr>
+          <w:color w:val="000000"/>
+        </w:rPr>
+        <w:t>B. When</w:t>
+      </w:r>
+    </w:p>
+    <w:p>
+      <w:pPr>
+        <w:spacing w:before="0" w:after="200"/>
+      </w:pPr>
+      <w:r>
+        <w:rPr>
+          <w:color w:val="000000"/>
+        </w:rPr>
+        <w:t>C. How many</w:t>
+      </w:r>
+    </w:p>
+    <w:p>
+      <w:pPr>
+        <w:spacing w:before="120" w:after="60"/>
+        <w:keepNext/>
+      </w:pPr>
+      <w:r>
+        <w:rPr>
+          <w:color w:val="000000"/>
+        </w:rPr>
+        <w:t>10. ___ milk do we need?</w:t>
+      </w:r>
+    </w:p>
+    <w:p>
+      <w:pPr>
+        <w:spacing w:before="0" w:after="40"/>
+        <w:keepNext/>
+      </w:pPr>
+      <w:r>
+        <w:rPr>
+          <w:color w:val="000000"/>
+        </w:rPr>
+        <w:t>A. How much</w:t>
+      </w:r>
+    </w:p>
+    <w:p>
+      <w:pPr>
+        <w:spacing w:before="0" w:after="40"/>
+        <w:keepNext/>
+      </w:pPr>
+      <w:r>
+        <w:rPr>
+          <w:color w:val="000000"/>
+        </w:rPr>
+        <w:t>B. How many</w:t>
+      </w:r>
+    </w:p>
+    <w:p>
+      <w:pPr>
+        <w:spacing w:before="0" w:after="200"/>
+      </w:pPr>
+      <w:r>
+        <w:rPr>
+          <w:color w:val="000000"/>
+        </w:rPr>
+        <w:t>C. What time</w:t>
+      </w:r>
+    </w:p>
+    <w:p>
+      <w:pPr>
+        <w:spacing w:before="240" w:after="60"/>
+        <w:keepNext/>
+      </w:pPr>
+      <w:r>
+        <w:rPr>
+          <w:color w:val="000000"/>
           <w:b/>
         </w:rPr>
-        <w:t xml:space="preserve">PHẦN 3. VIẾT CÂU MỆNH LỆNH (10 điểm)</w:t>
-      </w:r>
-    </w:p>
-    <w:p>
-      <w:r>
-        <w:t xml:space="preserve">1. you / open / window / please</w:t>
-      </w:r>
-    </w:p>
-    <w:p>
-      <w:r>
-        <w:t xml:space="preserve">2. not / touch / that button</w:t>
-      </w:r>
-    </w:p>
-    <w:p>
-      <w:r>
-        <w:t xml:space="preserve">3. turn / left / traffic lights</w:t>
-      </w:r>
-    </w:p>
-    <w:p>
-      <w:r>
-        <w:t xml:space="preserve">4. please / be / quiet</w:t>
-      </w:r>
-    </w:p>
-    <w:p>
-      <w:r>
-        <w:t xml:space="preserve">5. not / forget / homework</w:t>
-      </w:r>
-    </w:p>
-    <w:p>
-      <w:r>
-        <w:t xml:space="preserve">6. take / umbrella</w:t>
-      </w:r>
-    </w:p>
-    <w:p>
-      <w:r>
-        <w:t xml:space="preserve">7. let us / meet / at seven</w:t>
-      </w:r>
-    </w:p>
-    <w:p>
-      <w:r>
-        <w:t xml:space="preserve">8. not / run / hallway</w:t>
-      </w:r>
-    </w:p>
-    <w:p>
-      <w:r>
-        <w:t xml:space="preserve">9. wash / hands / before dinner</w:t>
-      </w:r>
-    </w:p>
-    <w:p>
-      <w:r>
-        <w:t xml:space="preserve">10. please / wait / here</w:t>
-      </w:r>
-    </w:p>
-    <w:p>
-      <w:r>
-        <w:rPr>
+        <w:t>PHẦN 2. CHUYỂN THÀNH CÂU HỎI YES/NO (10 điểm)</w:t>
+      </w:r>
+    </w:p>
+    <w:p>
+      <w:pPr>
+        <w:spacing w:before="0" w:after="60"/>
+        <w:keepNext/>
+      </w:pPr>
+      <w:r>
+        <w:rPr>
+          <w:color w:val="000000"/>
+          <w:i/>
+        </w:rPr>
+        <w:t>Hướng dẫn: Chuyển mỗi câu thành một câu hỏi Yes/No đúng thì và đúng trợ động từ.</w:t>
+      </w:r>
+    </w:p>
+    <w:p>
+      <w:pPr>
+        <w:spacing w:before="40" w:after="60"/>
+      </w:pPr>
+      <w:r>
+        <w:rPr>
+          <w:color w:val="000000"/>
+        </w:rPr>
+        <w:t>1. She likes music.</w:t>
+      </w:r>
+    </w:p>
+    <w:p>
+      <w:pPr>
+        <w:spacing w:before="120" w:after="160"/>
+      </w:pPr>
+      <w:r>
+        <w:rPr>
+          <w:color w:val="000000"/>
+        </w:rPr>
+        <w:t>2. They are at home.</w:t>
+      </w:r>
+    </w:p>
+    <w:p>
+      <w:pPr>
+        <w:spacing w:before="120" w:after="160"/>
+      </w:pPr>
+      <w:r>
+        <w:rPr>
+          <w:color w:val="000000"/>
+        </w:rPr>
+        <w:t>3. Nam went to school yesterday.</w:t>
+      </w:r>
+    </w:p>
+    <w:p>
+      <w:pPr>
+        <w:spacing w:before="120" w:after="160"/>
+      </w:pPr>
+      <w:r>
+        <w:rPr>
+          <w:color w:val="000000"/>
+        </w:rPr>
+        <w:t>4. You can swim.</w:t>
+      </w:r>
+    </w:p>
+    <w:p>
+      <w:pPr>
+        <w:spacing w:before="120" w:after="160"/>
+      </w:pPr>
+      <w:r>
+        <w:rPr>
+          <w:color w:val="000000"/>
+        </w:rPr>
+        <w:t>5. Mai is studying now.</w:t>
+      </w:r>
+    </w:p>
+    <w:p>
+      <w:pPr>
+        <w:spacing w:before="120" w:after="160"/>
+      </w:pPr>
+      <w:r>
+        <w:rPr>
+          <w:color w:val="000000"/>
+        </w:rPr>
+        <w:t>6. They have finished the work.</w:t>
+      </w:r>
+    </w:p>
+    <w:p>
+      <w:pPr>
+        <w:spacing w:before="120" w:after="160"/>
+      </w:pPr>
+      <w:r>
+        <w:rPr>
+          <w:color w:val="000000"/>
+        </w:rPr>
+        <w:t>7. He will come tomorrow.</w:t>
+      </w:r>
+    </w:p>
+    <w:p>
+      <w:pPr>
+        <w:spacing w:before="120" w:after="160"/>
+      </w:pPr>
+      <w:r>
+        <w:rPr>
+          <w:color w:val="000000"/>
+        </w:rPr>
+        <w:t>8. Lan has a bicycle.</w:t>
+      </w:r>
+    </w:p>
+    <w:p>
+      <w:pPr>
+        <w:spacing w:before="120" w:after="160"/>
+      </w:pPr>
+      <w:r>
+        <w:rPr>
+          <w:color w:val="000000"/>
+        </w:rPr>
+        <w:t>9. The shop opens at eight.</w:t>
+      </w:r>
+    </w:p>
+    <w:p>
+      <w:pPr>
+        <w:spacing w:before="120" w:after="160"/>
+      </w:pPr>
+      <w:r>
+        <w:rPr>
+          <w:color w:val="000000"/>
+        </w:rPr>
+        <w:t>10. We should leave now.</w:t>
+      </w:r>
+    </w:p>
+    <w:p>
+      <w:pPr>
+        <w:spacing w:before="240" w:after="60"/>
+        <w:keepNext/>
+      </w:pPr>
+      <w:r>
+        <w:rPr>
+          <w:color w:val="000000"/>
           <w:b/>
         </w:rPr>
-        <w:t xml:space="preserve">PHẦN 4. HOÀN THÀNH CÂU HỎI ĐUÔI (10 điểm)</w:t>
-      </w:r>
-    </w:p>
-    <w:p>
-      <w:r>
-        <w:t xml:space="preserve">1. You are tired, ___?</w:t>
-      </w:r>
-    </w:p>
-    <w:p>
-      <w:r>
-        <w:t xml:space="preserve">2. She does not drive, ___?</w:t>
-      </w:r>
-    </w:p>
-    <w:p>
-      <w:r>
-        <w:t xml:space="preserve">3. They visited Hue, ___?</w:t>
-      </w:r>
-    </w:p>
-    <w:p>
-      <w:r>
-        <w:t xml:space="preserve">4. Nam can cook, ___?</w:t>
-      </w:r>
-    </w:p>
-    <w:p>
-      <w:r>
-        <w:t xml:space="preserve">5. We should go, ___?</w:t>
-      </w:r>
-    </w:p>
-    <w:p>
-      <w:r>
-        <w:t xml:space="preserve">6. It is raining, ___?</w:t>
-      </w:r>
-    </w:p>
-    <w:p>
-      <w:r>
-        <w:t xml:space="preserve">7. Lan has finished, ___?</w:t>
-      </w:r>
-    </w:p>
-    <w:p>
-      <w:r>
-        <w:t xml:space="preserve">8. They will not be late, ___?</w:t>
-      </w:r>
-    </w:p>
-    <w:p>
-      <w:r>
-        <w:t xml:space="preserve">9. He likes coffee, ___?</w:t>
-      </w:r>
-    </w:p>
-    <w:p>
-      <w:r>
-        <w:t xml:space="preserve">10. The children were happy, ___?</w:t>
-      </w:r>
-    </w:p>
-    <w:p>
-      <w:r>
-        <w:rPr>
+        <w:t>PHẦN 3. VIẾT CÂU MỆNH LỆNH (10 điểm)</w:t>
+      </w:r>
+    </w:p>
+    <w:p>
+      <w:pPr>
+        <w:spacing w:before="0" w:after="60"/>
+        <w:keepNext/>
+      </w:pPr>
+      <w:r>
+        <w:rPr>
+          <w:color w:val="000000"/>
+          <w:i/>
+        </w:rPr>
+        <w:t>Hướng dẫn: Sắp xếp các từ thành câu mệnh lệnh hoàn chỉnh; thêm từ cần thiết nếu phù hợp.</w:t>
+      </w:r>
+    </w:p>
+    <w:p>
+      <w:pPr>
+        <w:spacing w:before="40" w:after="60"/>
+      </w:pPr>
+      <w:r>
+        <w:rPr>
+          <w:color w:val="000000"/>
+        </w:rPr>
+        <w:t>1. you / open / window / please</w:t>
+      </w:r>
+    </w:p>
+    <w:p>
+      <w:pPr>
+        <w:spacing w:before="120" w:after="160"/>
+      </w:pPr>
+      <w:r>
+        <w:rPr>
+          <w:color w:val="000000"/>
+        </w:rPr>
+        <w:t>2. not / touch / that button</w:t>
+      </w:r>
+    </w:p>
+    <w:p>
+      <w:pPr>
+        <w:spacing w:before="120" w:after="160"/>
+      </w:pPr>
+      <w:r>
+        <w:rPr>
+          <w:color w:val="000000"/>
+        </w:rPr>
+        <w:t>3. turn / left / traffic lights</w:t>
+      </w:r>
+    </w:p>
+    <w:p>
+      <w:pPr>
+        <w:spacing w:before="120" w:after="160"/>
+      </w:pPr>
+      <w:r>
+        <w:rPr>
+          <w:color w:val="000000"/>
+        </w:rPr>
+        <w:t>4. please / be / quiet</w:t>
+      </w:r>
+    </w:p>
+    <w:p>
+      <w:pPr>
+        <w:spacing w:before="120" w:after="160"/>
+      </w:pPr>
+      <w:r>
+        <w:rPr>
+          <w:color w:val="000000"/>
+        </w:rPr>
+        <w:t>5. not / forget / homework</w:t>
+      </w:r>
+    </w:p>
+    <w:p>
+      <w:pPr>
+        <w:spacing w:before="120" w:after="160"/>
+      </w:pPr>
+      <w:r>
+        <w:rPr>
+          <w:color w:val="000000"/>
+        </w:rPr>
+        <w:t>6. take / umbrella</w:t>
+      </w:r>
+    </w:p>
+    <w:p>
+      <w:pPr>
+        <w:spacing w:before="120" w:after="160"/>
+      </w:pPr>
+      <w:r>
+        <w:rPr>
+          <w:color w:val="000000"/>
+        </w:rPr>
+        <w:t>7. let us / meet / at seven</w:t>
+      </w:r>
+    </w:p>
+    <w:p>
+      <w:pPr>
+        <w:spacing w:before="120" w:after="160"/>
+      </w:pPr>
+      <w:r>
+        <w:rPr>
+          <w:color w:val="000000"/>
+        </w:rPr>
+        <w:t>8. not / run / hallway</w:t>
+      </w:r>
+    </w:p>
+    <w:p>
+      <w:pPr>
+        <w:spacing w:before="120" w:after="160"/>
+      </w:pPr>
+      <w:r>
+        <w:rPr>
+          <w:color w:val="000000"/>
+        </w:rPr>
+        <w:t>9. wash / hands / before dinner</w:t>
+      </w:r>
+    </w:p>
+    <w:p>
+      <w:pPr>
+        <w:spacing w:before="120" w:after="160"/>
+      </w:pPr>
+      <w:r>
+        <w:rPr>
+          <w:color w:val="000000"/>
+        </w:rPr>
+        <w:t>10. please / wait / here</w:t>
+      </w:r>
+    </w:p>
+    <w:p>
+      <w:pPr>
+        <w:spacing w:before="240" w:after="60"/>
+        <w:keepNext/>
+      </w:pPr>
+      <w:r>
+        <w:rPr>
+          <w:color w:val="000000"/>
           <w:b/>
         </w:rPr>
-        <w:t xml:space="preserve">PHẦN 5. ĐIỀN CỤM TỪ CHỈ THỜI GIAN (10 điểm)</w:t>
-      </w:r>
-    </w:p>
-    <w:p>
-      <w:r>
-        <w:t xml:space="preserve">1. I get up ___ six o'clock.</w:t>
-      </w:r>
-    </w:p>
-    <w:p>
-      <w:r>
-        <w:t xml:space="preserve">2. We visit our grandparents ___ Sundays.</w:t>
-      </w:r>
-    </w:p>
-    <w:p>
-      <w:r>
-        <w:t xml:space="preserve">3. She was born ___ 2010.</w:t>
-      </w:r>
-    </w:p>
-    <w:p>
-      <w:r>
-        <w:t xml:space="preserve">4. The meeting is ___ Monday morning.</w:t>
-      </w:r>
-    </w:p>
-    <w:p>
-      <w:r>
-        <w:t xml:space="preserve">5. They arrived two days ___.</w:t>
-      </w:r>
-    </w:p>
-    <w:p>
-      <w:r>
-        <w:t xml:space="preserve">6. I have lived here ___ 2022.</w:t>
-      </w:r>
-    </w:p>
-    <w:p>
-      <w:r>
-        <w:t xml:space="preserve">7. He has studied English ___ three years.</w:t>
-      </w:r>
-    </w:p>
-    <w:p>
-      <w:r>
-        <w:t xml:space="preserve">8. We are going away ___ next week.</w:t>
-      </w:r>
-    </w:p>
-    <w:p>
-      <w:r>
-        <w:t xml:space="preserve">9. The shop is open ___ 8 a.m. to 9 p.m.</w:t>
-      </w:r>
-    </w:p>
-    <w:p>
-      <w:r>
-        <w:t xml:space="preserve">10. Please finish this ___ Friday.</w:t>
-      </w:r>
-    </w:p>
-    <w:p>
-      <w:r>
-        <w:rPr>
+        <w:t>PHẦN 4. HOÀN THÀNH CÂU HỎI ĐUÔI (10 điểm)</w:t>
+      </w:r>
+    </w:p>
+    <w:p>
+      <w:pPr>
+        <w:spacing w:before="0" w:after="60"/>
+        <w:keepNext/>
+      </w:pPr>
+      <w:r>
+        <w:rPr>
+          <w:color w:val="000000"/>
+          <w:i/>
+        </w:rPr>
+        <w:t>Hướng dẫn: Điền phần đuôi thích hợp để hoàn thành mỗi câu hỏi đuôi.</w:t>
+      </w:r>
+    </w:p>
+    <w:p>
+      <w:pPr>
+        <w:spacing w:before="40" w:after="60"/>
+      </w:pPr>
+      <w:r>
+        <w:rPr>
+          <w:color w:val="000000"/>
+        </w:rPr>
+        <w:t>1. You are tired, ___?</w:t>
+      </w:r>
+    </w:p>
+    <w:p>
+      <w:pPr>
+        <w:spacing w:before="120" w:after="160"/>
+      </w:pPr>
+      <w:r>
+        <w:rPr>
+          <w:color w:val="000000"/>
+        </w:rPr>
+        <w:t>2. She does not drive, ___?</w:t>
+      </w:r>
+    </w:p>
+    <w:p>
+      <w:pPr>
+        <w:spacing w:before="120" w:after="160"/>
+      </w:pPr>
+      <w:r>
+        <w:rPr>
+          <w:color w:val="000000"/>
+        </w:rPr>
+        <w:t>3. They visited Hue, ___?</w:t>
+      </w:r>
+    </w:p>
+    <w:p>
+      <w:pPr>
+        <w:spacing w:before="120" w:after="160"/>
+      </w:pPr>
+      <w:r>
+        <w:rPr>
+          <w:color w:val="000000"/>
+        </w:rPr>
+        <w:t>4. Nam can cook, ___?</w:t>
+      </w:r>
+    </w:p>
+    <w:p>
+      <w:pPr>
+        <w:spacing w:before="120" w:after="160"/>
+      </w:pPr>
+      <w:r>
+        <w:rPr>
+          <w:color w:val="000000"/>
+        </w:rPr>
+        <w:t>5. We should go, ___?</w:t>
+      </w:r>
+    </w:p>
+    <w:p>
+      <w:pPr>
+        <w:spacing w:before="120" w:after="160"/>
+      </w:pPr>
+      <w:r>
+        <w:rPr>
+          <w:color w:val="000000"/>
+        </w:rPr>
+        <w:t>6. It is raining, ___?</w:t>
+      </w:r>
+    </w:p>
+    <w:p>
+      <w:pPr>
+        <w:spacing w:before="120" w:after="160"/>
+      </w:pPr>
+      <w:r>
+        <w:rPr>
+          <w:color w:val="000000"/>
+        </w:rPr>
+        <w:t>7. Lan has finished, ___?</w:t>
+      </w:r>
+    </w:p>
+    <w:p>
+      <w:pPr>
+        <w:spacing w:before="120" w:after="160"/>
+      </w:pPr>
+      <w:r>
+        <w:rPr>
+          <w:color w:val="000000"/>
+        </w:rPr>
+        <w:t>8. They will not be late, ___?</w:t>
+      </w:r>
+    </w:p>
+    <w:p>
+      <w:pPr>
+        <w:spacing w:before="120" w:after="160"/>
+      </w:pPr>
+      <w:r>
+        <w:rPr>
+          <w:color w:val="000000"/>
+        </w:rPr>
+        <w:t>9. He likes coffee, ___?</w:t>
+      </w:r>
+    </w:p>
+    <w:p>
+      <w:pPr>
+        <w:spacing w:before="120" w:after="160"/>
+      </w:pPr>
+      <w:r>
+        <w:rPr>
+          <w:color w:val="000000"/>
+        </w:rPr>
+        <w:t>10. The children were happy, ___?</w:t>
+      </w:r>
+    </w:p>
+    <w:p>
+      <w:pPr>
+        <w:spacing w:before="240" w:after="60"/>
+        <w:keepNext/>
+      </w:pPr>
+      <w:r>
+        <w:rPr>
+          <w:color w:val="000000"/>
           <w:b/>
         </w:rPr>
-        <w:t xml:space="preserve">PHẦN 6. SỬA LỖI SAI (10 điểm)</w:t>
-      </w:r>
-    </w:p>
-    <w:p>
-      <w:r>
-        <w:t xml:space="preserve">1. Where you live?</w:t>
-      </w:r>
-    </w:p>
-    <w:p>
-      <w:r>
-        <w:t xml:space="preserve">2. Does she likes tea?</w:t>
-      </w:r>
-    </w:p>
-    <w:p>
-      <w:r>
-        <w:t xml:space="preserve">3. Not open the door.</w:t>
-      </w:r>
-    </w:p>
-    <w:p>
-      <w:r>
-        <w:t xml:space="preserve">4. He is a teacher, does he?</w:t>
-      </w:r>
-    </w:p>
-    <w:p>
-      <w:r>
-        <w:t xml:space="preserve">5. I was born on 2012.</w:t>
-      </w:r>
-    </w:p>
-    <w:p>
-      <w:r>
-        <w:t xml:space="preserve">6. Did they went home?</w:t>
-      </w:r>
-    </w:p>
-    <w:p>
-      <w:r>
-        <w:t xml:space="preserve">7. Let's to start now.</w:t>
-      </w:r>
-    </w:p>
-    <w:p>
-      <w:r>
-        <w:t xml:space="preserve">8. She cannot swim, can she not?</w:t>
-      </w:r>
-    </w:p>
-    <w:p>
-      <w:r>
-        <w:t xml:space="preserve">9. We met at last Monday.</w:t>
-      </w:r>
-    </w:p>
-    <w:p>
-      <w:r>
-        <w:t xml:space="preserve">10. How many time do you need?</w:t>
-      </w:r>
-    </w:p>
-    <w:p>
-      <w:r>
-        <w:rPr>
+        <w:t>PHẦN 5. ĐIỀN CỤM TỪ CHỈ THỜI GIAN (10 điểm)</w:t>
+      </w:r>
+    </w:p>
+    <w:p>
+      <w:pPr>
+        <w:spacing w:before="0" w:after="60"/>
+        <w:keepNext/>
+      </w:pPr>
+      <w:r>
+        <w:rPr>
+          <w:color w:val="000000"/>
+          <w:i/>
+        </w:rPr>
+        <w:t>Hướng dẫn: Điền cụm từ chỉ thời gian phù hợp với ngữ cảnh.</w:t>
+      </w:r>
+    </w:p>
+    <w:p>
+      <w:pPr>
+        <w:spacing w:before="40" w:after="60"/>
+      </w:pPr>
+      <w:r>
+        <w:rPr>
+          <w:color w:val="000000"/>
+        </w:rPr>
+        <w:t>1. I get up ___ six o'clock.</w:t>
+      </w:r>
+    </w:p>
+    <w:p>
+      <w:pPr>
+        <w:spacing w:before="120" w:after="160"/>
+      </w:pPr>
+      <w:r>
+        <w:rPr>
+          <w:color w:val="000000"/>
+        </w:rPr>
+        <w:t>2. We visit our grandparents ___ Sundays.</w:t>
+      </w:r>
+    </w:p>
+    <w:p>
+      <w:pPr>
+        <w:spacing w:before="120" w:after="160"/>
+      </w:pPr>
+      <w:r>
+        <w:rPr>
+          <w:color w:val="000000"/>
+        </w:rPr>
+        <w:t>3. She was born ___ 2010.</w:t>
+      </w:r>
+    </w:p>
+    <w:p>
+      <w:pPr>
+        <w:spacing w:before="120" w:after="160"/>
+      </w:pPr>
+      <w:r>
+        <w:rPr>
+          <w:color w:val="000000"/>
+        </w:rPr>
+        <w:t>4. The meeting is ___ Monday morning.</w:t>
+      </w:r>
+    </w:p>
+    <w:p>
+      <w:pPr>
+        <w:spacing w:before="120" w:after="160"/>
+      </w:pPr>
+      <w:r>
+        <w:rPr>
+          <w:color w:val="000000"/>
+        </w:rPr>
+        <w:t>5. They arrived two days ___.</w:t>
+      </w:r>
+    </w:p>
+    <w:p>
+      <w:pPr>
+        <w:spacing w:before="120" w:after="160"/>
+      </w:pPr>
+      <w:r>
+        <w:rPr>
+          <w:color w:val="000000"/>
+        </w:rPr>
+        <w:t>6. I have lived here ___ 2022.</w:t>
+      </w:r>
+    </w:p>
+    <w:p>
+      <w:pPr>
+        <w:spacing w:before="120" w:after="160"/>
+      </w:pPr>
+      <w:r>
+        <w:rPr>
+          <w:color w:val="000000"/>
+        </w:rPr>
+        <w:t>7. He has studied English ___ three years.</w:t>
+      </w:r>
+    </w:p>
+    <w:p>
+      <w:pPr>
+        <w:spacing w:before="120" w:after="160"/>
+      </w:pPr>
+      <w:r>
+        <w:rPr>
+          <w:color w:val="000000"/>
+        </w:rPr>
+        <w:t>8. We are going away ___ next week.</w:t>
+      </w:r>
+    </w:p>
+    <w:p>
+      <w:pPr>
+        <w:spacing w:before="120" w:after="160"/>
+      </w:pPr>
+      <w:r>
+        <w:rPr>
+          <w:color w:val="000000"/>
+        </w:rPr>
+        <w:t>9. The shop is open ___ 8 a.m. to 9 p.m.</w:t>
+      </w:r>
+    </w:p>
+    <w:p>
+      <w:pPr>
+        <w:spacing w:before="120" w:after="160"/>
+      </w:pPr>
+      <w:r>
+        <w:rPr>
+          <w:color w:val="000000"/>
+        </w:rPr>
+        <w:t>10. Please finish this ___ Friday.</w:t>
+      </w:r>
+    </w:p>
+    <w:p>
+      <w:pPr>
+        <w:spacing w:before="240" w:after="60"/>
+        <w:keepNext/>
+      </w:pPr>
+      <w:r>
+        <w:rPr>
+          <w:color w:val="000000"/>
           <w:b/>
         </w:rPr>
-        <w:t xml:space="preserve">PHẦN 7. DỊCH SANG TIẾNG ANH (10 điểm)</w:t>
-      </w:r>
-    </w:p>
-    <w:p>
-      <w:r>
-        <w:t xml:space="preserve">1. Bạn sống ở đâu?</w:t>
-      </w:r>
-    </w:p>
-    <w:p>
-      <w:r>
-        <w:t xml:space="preserve">2. Cô ấy có đi làm hôm qua không?</w:t>
-      </w:r>
-    </w:p>
-    <w:p>
-      <w:r>
-        <w:t xml:space="preserve">3. Xin hãy ngồi xuống.</w:t>
-      </w:r>
-    </w:p>
-    <w:p>
-      <w:r>
-        <w:t xml:space="preserve">4. Đừng đến muộn.</w:t>
-      </w:r>
-    </w:p>
-    <w:p>
-      <w:r>
-        <w:t xml:space="preserve">5. Anh ấy biết bơi, phải không?</w:t>
-      </w:r>
-    </w:p>
-    <w:p>
-      <w:r>
-        <w:t xml:space="preserve">6. Họ chưa hoàn thành, phải không?</w:t>
-      </w:r>
-    </w:p>
-    <w:p>
-      <w:r>
-        <w:t xml:space="preserve">7. Tôi học vào buổi tối.</w:t>
-      </w:r>
-    </w:p>
-    <w:p>
-      <w:r>
-        <w:t xml:space="preserve">8. Chúng tôi đã ở đây được hai năm.</w:t>
-      </w:r>
-    </w:p>
-    <w:p>
-      <w:r>
-        <w:t xml:space="preserve">9. Tàu khởi hành lúc mấy giờ?</w:t>
-      </w:r>
-    </w:p>
-    <w:p>
-      <w:r>
-        <w:t xml:space="preserve">10. Hãy gọi cho tôi trước thứ Sáu.</w:t>
-      </w:r>
-    </w:p>
-    <w:p>
-      <w:r>
-        <w:rPr>
+        <w:t>PHẦN 6. SỬA LỖI SAI (10 điểm)</w:t>
+      </w:r>
+    </w:p>
+    <w:p>
+      <w:pPr>
+        <w:spacing w:before="0" w:after="60"/>
+        <w:keepNext/>
+      </w:pPr>
+      <w:r>
+        <w:rPr>
+          <w:color w:val="000000"/>
+          <w:i/>
+        </w:rPr>
+        <w:t>Hướng dẫn: Tìm lỗi sai và viết lại phần câu đúng hoàn chỉnh.</w:t>
+      </w:r>
+    </w:p>
+    <w:p>
+      <w:pPr>
+        <w:spacing w:before="40" w:after="60"/>
+      </w:pPr>
+      <w:r>
+        <w:rPr>
+          <w:color w:val="000000"/>
+        </w:rPr>
+        <w:t>1. Where you live?</w:t>
+      </w:r>
+    </w:p>
+    <w:p>
+      <w:pPr>
+        <w:spacing w:before="120" w:after="160"/>
+      </w:pPr>
+      <w:r>
+        <w:rPr>
+          <w:color w:val="000000"/>
+        </w:rPr>
+        <w:t>2. Does she likes tea?</w:t>
+      </w:r>
+    </w:p>
+    <w:p>
+      <w:pPr>
+        <w:spacing w:before="120" w:after="160"/>
+      </w:pPr>
+      <w:r>
+        <w:rPr>
+          <w:color w:val="000000"/>
+        </w:rPr>
+        <w:t>3. Not open the door.</w:t>
+      </w:r>
+    </w:p>
+    <w:p>
+      <w:pPr>
+        <w:spacing w:before="120" w:after="160"/>
+      </w:pPr>
+      <w:r>
+        <w:rPr>
+          <w:color w:val="000000"/>
+        </w:rPr>
+        <w:t>4. He is a teacher, does he?</w:t>
+      </w:r>
+    </w:p>
+    <w:p>
+      <w:pPr>
+        <w:spacing w:before="120" w:after="160"/>
+      </w:pPr>
+      <w:r>
+        <w:rPr>
+          <w:color w:val="000000"/>
+        </w:rPr>
+        <w:t>5. I was born on 2012.</w:t>
+      </w:r>
+    </w:p>
+    <w:p>
+      <w:pPr>
+        <w:spacing w:before="120" w:after="160"/>
+      </w:pPr>
+      <w:r>
+        <w:rPr>
+          <w:color w:val="000000"/>
+        </w:rPr>
+        <w:t>6. Did they went home?</w:t>
+      </w:r>
+    </w:p>
+    <w:p>
+      <w:pPr>
+        <w:spacing w:before="120" w:after="160"/>
+      </w:pPr>
+      <w:r>
+        <w:rPr>
+          <w:color w:val="000000"/>
+        </w:rPr>
+        <w:t>7. Let's to start now.</w:t>
+      </w:r>
+    </w:p>
+    <w:p>
+      <w:pPr>
+        <w:spacing w:before="120" w:after="160"/>
+      </w:pPr>
+      <w:r>
+        <w:rPr>
+          <w:color w:val="000000"/>
+        </w:rPr>
+        <w:t>8. She cannot swim, can she not?</w:t>
+      </w:r>
+    </w:p>
+    <w:p>
+      <w:pPr>
+        <w:spacing w:before="120" w:after="160"/>
+      </w:pPr>
+      <w:r>
+        <w:rPr>
+          <w:color w:val="000000"/>
+        </w:rPr>
+        <w:t>9. We met at last Monday.</w:t>
+      </w:r>
+    </w:p>
+    <w:p>
+      <w:pPr>
+        <w:spacing w:before="120" w:after="160"/>
+      </w:pPr>
+      <w:r>
+        <w:rPr>
+          <w:color w:val="000000"/>
+        </w:rPr>
+        <w:t>10. How many time do you need?</w:t>
+      </w:r>
+    </w:p>
+    <w:p>
+      <w:pPr>
+        <w:spacing w:before="240" w:after="60"/>
+        <w:keepNext/>
+      </w:pPr>
+      <w:r>
+        <w:rPr>
+          <w:color w:val="000000"/>
           <w:b/>
         </w:rPr>
-        <w:t xml:space="preserve">PHẦN 8. SẮP XẾP THÀNH CÂU (10 điểm)</w:t>
-      </w:r>
-    </w:p>
-    <w:p>
-      <w:r>
-        <w:t xml:space="preserve">1. where / your brother / work / does / ?</w:t>
-      </w:r>
-    </w:p>
-    <w:p>
-      <w:r>
-        <w:t xml:space="preserve">2. she / ready / is / ?</w:t>
-      </w:r>
-    </w:p>
-    <w:p>
-      <w:r>
-        <w:t xml:space="preserve">3. please / lights / turn off / the</w:t>
-      </w:r>
-    </w:p>
-    <w:p>
-      <w:r>
-        <w:t xml:space="preserve">4. not / here / park / do</w:t>
-      </w:r>
-    </w:p>
-    <w:p>
-      <w:r>
-        <w:t xml:space="preserve">5. cold / it / is / not / ?</w:t>
-      </w:r>
-    </w:p>
-    <w:p>
-      <w:r>
-        <w:t xml:space="preserve">6. since / lived / 2020 / here / they / have</w:t>
-      </w:r>
-    </w:p>
-    <w:p>
-      <w:r>
-        <w:t xml:space="preserve">7. often / how / exercise / you / do / ?</w:t>
-      </w:r>
-    </w:p>
-    <w:p>
-      <w:r>
-        <w:t xml:space="preserve">8. shall / meet / at six / we / ?</w:t>
-      </w:r>
-    </w:p>
-    <w:p>
-      <w:r>
-        <w:t xml:space="preserve">9. finished / has / he / yet / ?</w:t>
-      </w:r>
-    </w:p>
-    <w:p>
-      <w:r>
-        <w:t xml:space="preserve">10. by / return / please / noon</w:t>
-      </w:r>
-    </w:p>
-    <w:p>
-      <w:r>
-        <w:rPr>
+        <w:t>PHẦN 7. DỊCH SANG TIẾNG ANH (10 điểm)</w:t>
+      </w:r>
+    </w:p>
+    <w:p>
+      <w:pPr>
+        <w:spacing w:before="0" w:after="60"/>
+        <w:keepNext/>
+      </w:pPr>
+      <w:r>
+        <w:rPr>
+          <w:color w:val="000000"/>
+          <w:i/>
+        </w:rPr>
+        <w:t>Hướng dẫn: Dịch từng câu sang tiếng Anh tự nhiên và đúng ngữ pháp.</w:t>
+      </w:r>
+    </w:p>
+    <w:p>
+      <w:pPr>
+        <w:spacing w:before="40" w:after="60"/>
+      </w:pPr>
+      <w:r>
+        <w:rPr>
+          <w:color w:val="000000"/>
+        </w:rPr>
+        <w:t>1. Bạn sống ở đâu?</w:t>
+      </w:r>
+    </w:p>
+    <w:p>
+      <w:pPr>
+        <w:spacing w:before="120" w:after="160"/>
+      </w:pPr>
+      <w:r>
+        <w:rPr>
+          <w:color w:val="000000"/>
+        </w:rPr>
+        <w:t>2. Cô ấy có đi làm hôm qua không?</w:t>
+      </w:r>
+    </w:p>
+    <w:p>
+      <w:pPr>
+        <w:spacing w:before="120" w:after="160"/>
+      </w:pPr>
+      <w:r>
+        <w:rPr>
+          <w:color w:val="000000"/>
+        </w:rPr>
+        <w:t>3. Xin hãy ngồi xuống.</w:t>
+      </w:r>
+    </w:p>
+    <w:p>
+      <w:pPr>
+        <w:spacing w:before="120" w:after="160"/>
+      </w:pPr>
+      <w:r>
+        <w:rPr>
+          <w:color w:val="000000"/>
+        </w:rPr>
+        <w:t>4. Đừng đến muộn.</w:t>
+      </w:r>
+    </w:p>
+    <w:p>
+      <w:pPr>
+        <w:spacing w:before="120" w:after="160"/>
+      </w:pPr>
+      <w:r>
+        <w:rPr>
+          <w:color w:val="000000"/>
+        </w:rPr>
+        <w:t>5. Anh ấy biết bơi, phải không?</w:t>
+      </w:r>
+    </w:p>
+    <w:p>
+      <w:pPr>
+        <w:spacing w:before="120" w:after="160"/>
+      </w:pPr>
+      <w:r>
+        <w:rPr>
+          <w:color w:val="000000"/>
+        </w:rPr>
+        <w:t>6. Họ chưa hoàn thành, phải không?</w:t>
+      </w:r>
+    </w:p>
+    <w:p>
+      <w:pPr>
+        <w:spacing w:before="120" w:after="160"/>
+      </w:pPr>
+      <w:r>
+        <w:rPr>
+          <w:color w:val="000000"/>
+        </w:rPr>
+        <w:t>7. Tôi học vào buổi tối.</w:t>
+      </w:r>
+    </w:p>
+    <w:p>
+      <w:pPr>
+        <w:spacing w:before="120" w:after="160"/>
+      </w:pPr>
+      <w:r>
+        <w:rPr>
+          <w:color w:val="000000"/>
+        </w:rPr>
+        <w:t>8. Chúng tôi đã ở đây được hai năm.</w:t>
+      </w:r>
+    </w:p>
+    <w:p>
+      <w:pPr>
+        <w:spacing w:before="120" w:after="160"/>
+      </w:pPr>
+      <w:r>
+        <w:rPr>
+          <w:color w:val="000000"/>
+        </w:rPr>
+        <w:t>9. Tàu khởi hành lúc mấy giờ?</w:t>
+      </w:r>
+    </w:p>
+    <w:p>
+      <w:pPr>
+        <w:spacing w:before="120" w:after="160"/>
+      </w:pPr>
+      <w:r>
+        <w:rPr>
+          <w:color w:val="000000"/>
+        </w:rPr>
+        <w:t>10. Hãy gọi cho tôi trước thứ Sáu.</w:t>
+      </w:r>
+    </w:p>
+    <w:p>
+      <w:pPr>
+        <w:spacing w:before="240" w:after="60"/>
+        <w:keepNext/>
+      </w:pPr>
+      <w:r>
+        <w:rPr>
+          <w:color w:val="000000"/>
           <w:b/>
         </w:rPr>
-        <w:t xml:space="preserve">PHẦN 9. ĐỌC HIỂU (10 điểm)</w:t>
-      </w:r>
-    </w:p>
-    <w:p>
-      <w:r>
-        <w:t xml:space="preserve">On weekdays, An gets up at 6:15 and walks to school at 7:00. Yesterday he was late because his bicycle had a flat tire. His teacher asked, “Why are you late?” After class, she said, “Check your bicycle tonight, will you?” An will take the bus tomorrow.</w:t>
-      </w:r>
-    </w:p>
-    <w:p>
-      <w:r>
-        <w:t xml:space="preserve">1. When does An get up? 2. How does he normally go to school? 3. Why was he late? 4. What did the teacher tell him to do? 5. How will he travel tomorrow?</w:t>
-      </w:r>
-    </w:p>
-    <w:p>
-      <w:r>
-        <w:rPr>
+        <w:t>PHẦN 8. SẮP XẾP THÀNH CÂU (10 điểm)</w:t>
+      </w:r>
+    </w:p>
+    <w:p>
+      <w:pPr>
+        <w:spacing w:before="0" w:after="60"/>
+        <w:keepNext/>
+      </w:pPr>
+      <w:r>
+        <w:rPr>
+          <w:color w:val="000000"/>
+          <w:i/>
+        </w:rPr>
+        <w:t>Hướng dẫn: Sắp xếp các từ đã cho thành câu hoàn chỉnh.</w:t>
+      </w:r>
+    </w:p>
+    <w:p>
+      <w:pPr>
+        <w:spacing w:before="40" w:after="60"/>
+      </w:pPr>
+      <w:r>
+        <w:rPr>
+          <w:color w:val="000000"/>
+        </w:rPr>
+        <w:t>1. where / your brother / work / does / ?</w:t>
+      </w:r>
+    </w:p>
+    <w:p>
+      <w:pPr>
+        <w:spacing w:before="120" w:after="160"/>
+      </w:pPr>
+      <w:r>
+        <w:rPr>
+          <w:color w:val="000000"/>
+        </w:rPr>
+        <w:t>2. she / ready / is / ?</w:t>
+      </w:r>
+    </w:p>
+    <w:p>
+      <w:pPr>
+        <w:spacing w:before="120" w:after="160"/>
+      </w:pPr>
+      <w:r>
+        <w:rPr>
+          <w:color w:val="000000"/>
+        </w:rPr>
+        <w:t>3. please / lights / turn off / the</w:t>
+      </w:r>
+    </w:p>
+    <w:p>
+      <w:pPr>
+        <w:spacing w:before="120" w:after="160"/>
+      </w:pPr>
+      <w:r>
+        <w:rPr>
+          <w:color w:val="000000"/>
+        </w:rPr>
+        <w:t>4. not / here / park / do</w:t>
+      </w:r>
+    </w:p>
+    <w:p>
+      <w:pPr>
+        <w:spacing w:before="120" w:after="160"/>
+      </w:pPr>
+      <w:r>
+        <w:rPr>
+          <w:color w:val="000000"/>
+        </w:rPr>
+        <w:t>5. cold / it / is / not / ?</w:t>
+      </w:r>
+    </w:p>
+    <w:p>
+      <w:pPr>
+        <w:spacing w:before="120" w:after="160"/>
+      </w:pPr>
+      <w:r>
+        <w:rPr>
+          <w:color w:val="000000"/>
+        </w:rPr>
+        <w:t>6. since / lived / 2020 / here / they / have</w:t>
+      </w:r>
+    </w:p>
+    <w:p>
+      <w:pPr>
+        <w:spacing w:before="120" w:after="160"/>
+      </w:pPr>
+      <w:r>
+        <w:rPr>
+          <w:color w:val="000000"/>
+        </w:rPr>
+        <w:t>7. often / how / exercise / you / do / ?</w:t>
+      </w:r>
+    </w:p>
+    <w:p>
+      <w:pPr>
+        <w:spacing w:before="120" w:after="160"/>
+      </w:pPr>
+      <w:r>
+        <w:rPr>
+          <w:color w:val="000000"/>
+        </w:rPr>
+        <w:t>8. shall / meet / at six / we / ?</w:t>
+      </w:r>
+    </w:p>
+    <w:p>
+      <w:pPr>
+        <w:spacing w:before="120" w:after="160"/>
+      </w:pPr>
+      <w:r>
+        <w:rPr>
+          <w:color w:val="000000"/>
+        </w:rPr>
+        <w:t>9. finished / has / he / yet / ?</w:t>
+      </w:r>
+    </w:p>
+    <w:p>
+      <w:pPr>
+        <w:spacing w:before="120" w:after="160"/>
+      </w:pPr>
+      <w:r>
+        <w:rPr>
+          <w:color w:val="000000"/>
+        </w:rPr>
+        <w:t>10. by / return / please / noon</w:t>
+      </w:r>
+    </w:p>
+    <w:p>
+      <w:pPr>
+        <w:spacing w:before="240" w:after="60"/>
+        <w:keepNext/>
+      </w:pPr>
+      <w:r>
+        <w:rPr>
+          <w:color w:val="000000"/>
           <w:b/>
         </w:rPr>
-        <w:t xml:space="preserve">PHẦN 10. VIẾT (10 điểm)</w:t>
-      </w:r>
-    </w:p>
-    <w:p>
-      <w:r>
-        <w:t xml:space="preserve">Viết 90–110 từ về lịch học trong một ngày. Dùng ít nhất 2 câu hỏi Wh-, 1 câu hỏi Yes/No, 2 câu mệnh lệnh, 2 câu hỏi đuôi và 5 cụm từ chỉ thời gian.</w:t>
-      </w:r>
-    </w:p>
-    <w:p>
-      <w:r>
-        <w:rPr>
+        <w:t>PHẦN 9. ĐỌC HIỂU (10 điểm)</w:t>
+      </w:r>
+    </w:p>
+    <w:p>
+      <w:pPr>
+        <w:spacing w:before="0" w:after="60"/>
+        <w:keepNext/>
+      </w:pPr>
+      <w:r>
+        <w:rPr>
+          <w:color w:val="000000"/>
+          <w:i/>
+        </w:rPr>
+        <w:t>Hướng dẫn: Đọc đoạn văn và trả lời từng câu hỏi bằng thông tin trong bài.</w:t>
+      </w:r>
+    </w:p>
+    <w:p>
+      <w:pPr>
+        <w:spacing w:before="0" w:after="120"/>
+      </w:pPr>
+      <w:r>
+        <w:rPr>
+          <w:color w:val="000000"/>
+        </w:rPr>
+        <w:t>On weekdays, An gets up at 6:15 and walks to school at 7:00. Yesterday he was late because his bicycle had a flat tire.</w:t>
+      </w:r>
+    </w:p>
+    <w:p>
+      <w:pPr>
+        <w:spacing w:before="0" w:after="120"/>
+      </w:pPr>
+      <w:r>
+        <w:rPr>
+          <w:color w:val="000000"/>
+        </w:rPr>
+        <w:t>His teacher asked, “Why are you late?” After class, she said, “Check your bicycle tonight, will you?”</w:t>
+      </w:r>
+    </w:p>
+    <w:p>
+      <w:pPr>
+        <w:spacing w:before="0" w:after="120"/>
+      </w:pPr>
+      <w:r>
+        <w:rPr>
+          <w:color w:val="000000"/>
+        </w:rPr>
+        <w:t>An will take the bus tomorrow.</w:t>
+      </w:r>
+    </w:p>
+    <w:p>
+      <w:pPr>
+        <w:spacing w:before="120" w:after="160"/>
+      </w:pPr>
+      <w:r>
+        <w:rPr>
+          <w:color w:val="000000"/>
+        </w:rPr>
+        <w:t>1. When does An get up?</w:t>
+      </w:r>
+    </w:p>
+    <w:p>
+      <w:pPr>
+        <w:spacing w:before="120" w:after="160"/>
+      </w:pPr>
+      <w:r>
+        <w:rPr>
+          <w:color w:val="000000"/>
+        </w:rPr>
+        <w:t>2. How does he normally go to school?</w:t>
+      </w:r>
+    </w:p>
+    <w:p>
+      <w:pPr>
+        <w:spacing w:before="120" w:after="160"/>
+      </w:pPr>
+      <w:r>
+        <w:rPr>
+          <w:color w:val="000000"/>
+        </w:rPr>
+        <w:t>3. Why was he late?</w:t>
+      </w:r>
+    </w:p>
+    <w:p>
+      <w:pPr>
+        <w:spacing w:before="120" w:after="160"/>
+      </w:pPr>
+      <w:r>
+        <w:rPr>
+          <w:color w:val="000000"/>
+        </w:rPr>
+        <w:t>4. What did the teacher tell him to do?</w:t>
+      </w:r>
+    </w:p>
+    <w:p>
+      <w:pPr>
+        <w:spacing w:before="120" w:after="160"/>
+      </w:pPr>
+      <w:r>
+        <w:rPr>
+          <w:color w:val="000000"/>
+        </w:rPr>
+        <w:t>5. How will he travel tomorrow?</w:t>
+      </w:r>
+    </w:p>
+    <w:p>
+      <w:pPr>
+        <w:spacing w:before="240" w:after="60"/>
+        <w:keepNext/>
+      </w:pPr>
+      <w:r>
+        <w:rPr>
+          <w:color w:val="000000"/>
           <w:b/>
         </w:rPr>
-        <w:t xml:space="preserve">ĐÁP ÁN – ĐỀ 1</w:t>
-      </w:r>
-    </w:p>
-    <w:p>
-      <w:r>
-        <w:rPr>
+        <w:t>PHẦN 10. VIẾT (10 điểm)</w:t>
+      </w:r>
+    </w:p>
+    <w:p>
+      <w:pPr>
+        <w:spacing w:before="0" w:after="60"/>
+        <w:keepNext/>
+      </w:pPr>
+      <w:r>
+        <w:rPr>
+          <w:color w:val="000000"/>
+          <w:i/>
+        </w:rPr>
+        <w:t>Hướng dẫn: Viết đúng độ dài và sử dụng đủ các cấu trúc được yêu cầu.</w:t>
+      </w:r>
+    </w:p>
+    <w:p>
+      <w:pPr>
+        <w:spacing w:before="40" w:after="60"/>
+      </w:pPr>
+      <w:r>
+        <w:rPr>
+          <w:color w:val="000000"/>
+        </w:rPr>
+        <w:t>Viết 90–110 từ về lịch học trong một ngày. Dùng ít nhất 2 câu hỏi Wh-, 1 câu hỏi Yes/No, 2 câu mệnh lệnh, 2 câu hỏi đuôi và 5 cụm từ chỉ thời gian.</w:t>
+      </w:r>
+    </w:p>
+    <w:p>
+      <w:pPr>
+        <w:spacing w:before="0" w:after="280"/>
+        <w:keepNext/>
+        <w:jc w:val="center"/>
+      </w:pPr>
+      <w:r>
+        <w:rPr>
+          <w:color w:val="000000"/>
           <w:b/>
         </w:rPr>
-        <w:t xml:space="preserve">PHẦN 1: 1. A; 2. B; 3. A; 4. B; 5. B; 6. A; 7. B; 8. B; 9. A; 10. A</w:t>
-      </w:r>
-    </w:p>
-    <w:p>
-      <w:r>
-        <w:rPr>
+        <w:br w:type="page"/>
+        <w:t>ĐÁP ÁN</w:t>
+      </w:r>
+    </w:p>
+    <w:p>
+      <w:pPr>
+        <w:spacing w:before="240" w:after="60"/>
+        <w:keepNext/>
+      </w:pPr>
+      <w:r>
+        <w:rPr>
+          <w:color w:val="000000"/>
           <w:b/>
         </w:rPr>
-        <w:t xml:space="preserve">PHẦN 2: 1. Does she like music?; 2. Are they at home?; 3. Did Nam go to school yesterday?; 4. Can you swim?; 5. Is Mai studying now?; 6. Have they finished the work?; 7. Will he come tomorrow?; 8. Does Lan have a bicycle?; 9. Does the shop open at eight?; 10. Should we leave now?</w:t>
-      </w:r>
-    </w:p>
-    <w:p>
-      <w:r>
-        <w:rPr>
+        <w:t>PHẦN 1</w:t>
+      </w:r>
+    </w:p>
+    <w:p>
+      <w:pPr>
+        <w:spacing w:before="60" w:after="120"/>
+      </w:pPr>
+      <w:r>
+        <w:rPr>
+          <w:color w:val="000000"/>
+        </w:rPr>
+        <w:t>Câu 1: A</w:t>
+      </w:r>
+    </w:p>
+    <w:p>
+      <w:pPr>
+        <w:spacing w:before="60" w:after="120"/>
+      </w:pPr>
+      <w:r>
+        <w:rPr>
+          <w:color w:val="000000"/>
+        </w:rPr>
+        <w:t>Câu 2: B</w:t>
+      </w:r>
+    </w:p>
+    <w:p>
+      <w:pPr>
+        <w:spacing w:before="60" w:after="120"/>
+      </w:pPr>
+      <w:r>
+        <w:rPr>
+          <w:color w:val="000000"/>
+        </w:rPr>
+        <w:t>Câu 3: A</w:t>
+      </w:r>
+    </w:p>
+    <w:p>
+      <w:pPr>
+        <w:spacing w:before="60" w:after="120"/>
+      </w:pPr>
+      <w:r>
+        <w:rPr>
+          <w:color w:val="000000"/>
+        </w:rPr>
+        <w:t>Câu 4: B</w:t>
+      </w:r>
+    </w:p>
+    <w:p>
+      <w:pPr>
+        <w:spacing w:before="60" w:after="120"/>
+      </w:pPr>
+      <w:r>
+        <w:rPr>
+          <w:color w:val="000000"/>
+        </w:rPr>
+        <w:t>Câu 5: B</w:t>
+      </w:r>
+    </w:p>
+    <w:p>
+      <w:pPr>
+        <w:spacing w:before="60" w:after="120"/>
+      </w:pPr>
+      <w:r>
+        <w:rPr>
+          <w:color w:val="000000"/>
+        </w:rPr>
+        <w:t>Câu 6: A</w:t>
+      </w:r>
+    </w:p>
+    <w:p>
+      <w:pPr>
+        <w:spacing w:before="60" w:after="120"/>
+      </w:pPr>
+      <w:r>
+        <w:rPr>
+          <w:color w:val="000000"/>
+        </w:rPr>
+        <w:t>Câu 7: B</w:t>
+      </w:r>
+    </w:p>
+    <w:p>
+      <w:pPr>
+        <w:spacing w:before="60" w:after="120"/>
+      </w:pPr>
+      <w:r>
+        <w:rPr>
+          <w:color w:val="000000"/>
+        </w:rPr>
+        <w:t>Câu 8: B</w:t>
+      </w:r>
+    </w:p>
+    <w:p>
+      <w:pPr>
+        <w:spacing w:before="60" w:after="120"/>
+      </w:pPr>
+      <w:r>
+        <w:rPr>
+          <w:color w:val="000000"/>
+        </w:rPr>
+        <w:t>Câu 9: A</w:t>
+      </w:r>
+    </w:p>
+    <w:p>
+      <w:pPr>
+        <w:spacing w:before="60" w:after="120"/>
+      </w:pPr>
+      <w:r>
+        <w:rPr>
+          <w:color w:val="000000"/>
+        </w:rPr>
+        <w:t>Câu 10: A</w:t>
+      </w:r>
+    </w:p>
+    <w:p>
+      <w:pPr>
+        <w:spacing w:before="240" w:after="60"/>
+        <w:keepNext/>
+      </w:pPr>
+      <w:r>
+        <w:rPr>
+          <w:color w:val="000000"/>
           <w:b/>
         </w:rPr>
-        <w:t xml:space="preserve">PHẦN 3: 1. Open the window, please.; 2. Do not touch that button.; 3. Turn left at the traffic lights.; 4. Please be quiet.; 5. Do not forget your homework.; 6. Take an umbrella.; 7. Let us meet at seven.; 8. Do not run in the hallway.; 9. Wash your hands before dinner.; 10. Please wait here.</w:t>
-      </w:r>
-    </w:p>
-    <w:p>
-      <w:r>
-        <w:rPr>
+        <w:t>PHẦN 2</w:t>
+      </w:r>
+    </w:p>
+    <w:p>
+      <w:pPr>
+        <w:spacing w:before="60" w:after="120"/>
+      </w:pPr>
+      <w:r>
+        <w:rPr>
+          <w:color w:val="000000"/>
+        </w:rPr>
+        <w:t>Câu 1: Does she like music?</w:t>
+      </w:r>
+    </w:p>
+    <w:p>
+      <w:pPr>
+        <w:spacing w:before="60" w:after="120"/>
+      </w:pPr>
+      <w:r>
+        <w:rPr>
+          <w:color w:val="000000"/>
+        </w:rPr>
+        <w:t>Câu 2: Are they at home?</w:t>
+      </w:r>
+    </w:p>
+    <w:p>
+      <w:pPr>
+        <w:spacing w:before="60" w:after="120"/>
+      </w:pPr>
+      <w:r>
+        <w:rPr>
+          <w:color w:val="000000"/>
+        </w:rPr>
+        <w:t>Câu 3: Did Nam go to school yesterday?</w:t>
+      </w:r>
+    </w:p>
+    <w:p>
+      <w:pPr>
+        <w:spacing w:before="60" w:after="120"/>
+      </w:pPr>
+      <w:r>
+        <w:rPr>
+          <w:color w:val="000000"/>
+        </w:rPr>
+        <w:t>Câu 4: Can you swim?</w:t>
+      </w:r>
+    </w:p>
+    <w:p>
+      <w:pPr>
+        <w:spacing w:before="60" w:after="120"/>
+      </w:pPr>
+      <w:r>
+        <w:rPr>
+          <w:color w:val="000000"/>
+        </w:rPr>
+        <w:t>Câu 5: Is Mai studying now?</w:t>
+      </w:r>
+    </w:p>
+    <w:p>
+      <w:pPr>
+        <w:spacing w:before="60" w:after="120"/>
+      </w:pPr>
+      <w:r>
+        <w:rPr>
+          <w:color w:val="000000"/>
+        </w:rPr>
+        <w:t>Câu 6: Have they finished the work?</w:t>
+      </w:r>
+    </w:p>
+    <w:p>
+      <w:pPr>
+        <w:spacing w:before="60" w:after="120"/>
+      </w:pPr>
+      <w:r>
+        <w:rPr>
+          <w:color w:val="000000"/>
+        </w:rPr>
+        <w:t>Câu 7: Will he come tomorrow?</w:t>
+      </w:r>
+    </w:p>
+    <w:p>
+      <w:pPr>
+        <w:spacing w:before="60" w:after="120"/>
+      </w:pPr>
+      <w:r>
+        <w:rPr>
+          <w:color w:val="000000"/>
+        </w:rPr>
+        <w:t>Câu 8: Does Lan have a bicycle?</w:t>
+      </w:r>
+    </w:p>
+    <w:p>
+      <w:pPr>
+        <w:spacing w:before="60" w:after="120"/>
+      </w:pPr>
+      <w:r>
+        <w:rPr>
+          <w:color w:val="000000"/>
+        </w:rPr>
+        <w:t>Câu 9: Does the shop open at eight?</w:t>
+      </w:r>
+    </w:p>
+    <w:p>
+      <w:pPr>
+        <w:spacing w:before="60" w:after="120"/>
+      </w:pPr>
+      <w:r>
+        <w:rPr>
+          <w:color w:val="000000"/>
+        </w:rPr>
+        <w:t>Câu 10: Should we leave now?</w:t>
+      </w:r>
+    </w:p>
+    <w:p>
+      <w:pPr>
+        <w:spacing w:before="240" w:after="60"/>
+        <w:keepNext/>
+      </w:pPr>
+      <w:r>
+        <w:rPr>
+          <w:color w:val="000000"/>
           <w:b/>
         </w:rPr>
-        <w:t xml:space="preserve">PHẦN 4: 1. aren't you; 2. does she; 3. didn't they; 4. can't he; 5. shouldn't we; 6. isn't it; 7. hasn't she; 8. will they; 9. doesn't he; 10. weren't they</w:t>
-      </w:r>
-    </w:p>
-    <w:p>
-      <w:r>
-        <w:rPr>
+        <w:t>PHẦN 3</w:t>
+      </w:r>
+    </w:p>
+    <w:p>
+      <w:pPr>
+        <w:spacing w:before="60" w:after="120"/>
+      </w:pPr>
+      <w:r>
+        <w:rPr>
+          <w:color w:val="000000"/>
+        </w:rPr>
+        <w:t>Câu 1: Open the window, please.</w:t>
+      </w:r>
+    </w:p>
+    <w:p>
+      <w:pPr>
+        <w:spacing w:before="60" w:after="120"/>
+      </w:pPr>
+      <w:r>
+        <w:rPr>
+          <w:color w:val="000000"/>
+        </w:rPr>
+        <w:t>Câu 2: Do not touch that button.</w:t>
+      </w:r>
+    </w:p>
+    <w:p>
+      <w:pPr>
+        <w:spacing w:before="60" w:after="120"/>
+      </w:pPr>
+      <w:r>
+        <w:rPr>
+          <w:color w:val="000000"/>
+        </w:rPr>
+        <w:t>Câu 3: Turn left at the traffic lights.</w:t>
+      </w:r>
+    </w:p>
+    <w:p>
+      <w:pPr>
+        <w:spacing w:before="60" w:after="120"/>
+      </w:pPr>
+      <w:r>
+        <w:rPr>
+          <w:color w:val="000000"/>
+        </w:rPr>
+        <w:t>Câu 4: Please be quiet.</w:t>
+      </w:r>
+    </w:p>
+    <w:p>
+      <w:pPr>
+        <w:spacing w:before="60" w:after="120"/>
+      </w:pPr>
+      <w:r>
+        <w:rPr>
+          <w:color w:val="000000"/>
+        </w:rPr>
+        <w:t>Câu 5: Do not forget your homework.</w:t>
+      </w:r>
+    </w:p>
+    <w:p>
+      <w:pPr>
+        <w:spacing w:before="60" w:after="120"/>
+      </w:pPr>
+      <w:r>
+        <w:rPr>
+          <w:color w:val="000000"/>
+        </w:rPr>
+        <w:t>Câu 6: Take an umbrella.</w:t>
+      </w:r>
+    </w:p>
+    <w:p>
+      <w:pPr>
+        <w:spacing w:before="60" w:after="120"/>
+      </w:pPr>
+      <w:r>
+        <w:rPr>
+          <w:color w:val="000000"/>
+        </w:rPr>
+        <w:t>Câu 7: Let us meet at seven.</w:t>
+      </w:r>
+    </w:p>
+    <w:p>
+      <w:pPr>
+        <w:spacing w:before="60" w:after="120"/>
+      </w:pPr>
+      <w:r>
+        <w:rPr>
+          <w:color w:val="000000"/>
+        </w:rPr>
+        <w:t>Câu 8: Do not run in the hallway.</w:t>
+      </w:r>
+    </w:p>
+    <w:p>
+      <w:pPr>
+        <w:spacing w:before="60" w:after="120"/>
+      </w:pPr>
+      <w:r>
+        <w:rPr>
+          <w:color w:val="000000"/>
+        </w:rPr>
+        <w:t>Câu 9: Wash your hands before dinner.</w:t>
+      </w:r>
+    </w:p>
+    <w:p>
+      <w:pPr>
+        <w:spacing w:before="60" w:after="120"/>
+      </w:pPr>
+      <w:r>
+        <w:rPr>
+          <w:color w:val="000000"/>
+        </w:rPr>
+        <w:t>Câu 10: Please wait here.</w:t>
+      </w:r>
+    </w:p>
+    <w:p>
+      <w:pPr>
+        <w:spacing w:before="240" w:after="60"/>
+        <w:keepNext/>
+      </w:pPr>
+      <w:r>
+        <w:rPr>
+          <w:color w:val="000000"/>
           <w:b/>
         </w:rPr>
-        <w:t xml:space="preserve">PHẦN 5: 1. at; 2. on; 3. in; 4. on; 5. ago; 6. since; 7. for; 8. —; 9. from; 10. by</w:t>
-      </w:r>
-    </w:p>
-    <w:p>
-      <w:r>
-        <w:rPr>
+        <w:t>PHẦN 4</w:t>
+      </w:r>
+    </w:p>
+    <w:p>
+      <w:pPr>
+        <w:spacing w:before="60" w:after="120"/>
+      </w:pPr>
+      <w:r>
+        <w:rPr>
+          <w:color w:val="000000"/>
+        </w:rPr>
+        <w:t>Câu 1: aren't you</w:t>
+      </w:r>
+    </w:p>
+    <w:p>
+      <w:pPr>
+        <w:spacing w:before="60" w:after="120"/>
+      </w:pPr>
+      <w:r>
+        <w:rPr>
+          <w:color w:val="000000"/>
+        </w:rPr>
+        <w:t>Câu 2: does she</w:t>
+      </w:r>
+    </w:p>
+    <w:p>
+      <w:pPr>
+        <w:spacing w:before="60" w:after="120"/>
+      </w:pPr>
+      <w:r>
+        <w:rPr>
+          <w:color w:val="000000"/>
+        </w:rPr>
+        <w:t>Câu 3: didn't they</w:t>
+      </w:r>
+    </w:p>
+    <w:p>
+      <w:pPr>
+        <w:spacing w:before="60" w:after="120"/>
+      </w:pPr>
+      <w:r>
+        <w:rPr>
+          <w:color w:val="000000"/>
+        </w:rPr>
+        <w:t>Câu 4: can't he</w:t>
+      </w:r>
+    </w:p>
+    <w:p>
+      <w:pPr>
+        <w:spacing w:before="60" w:after="120"/>
+      </w:pPr>
+      <w:r>
+        <w:rPr>
+          <w:color w:val="000000"/>
+        </w:rPr>
+        <w:t>Câu 5: shouldn't we</w:t>
+      </w:r>
+    </w:p>
+    <w:p>
+      <w:pPr>
+        <w:spacing w:before="60" w:after="120"/>
+      </w:pPr>
+      <w:r>
+        <w:rPr>
+          <w:color w:val="000000"/>
+        </w:rPr>
+        <w:t>Câu 6: isn't it</w:t>
+      </w:r>
+    </w:p>
+    <w:p>
+      <w:pPr>
+        <w:spacing w:before="60" w:after="120"/>
+      </w:pPr>
+      <w:r>
+        <w:rPr>
+          <w:color w:val="000000"/>
+        </w:rPr>
+        <w:t>Câu 7: hasn't she</w:t>
+      </w:r>
+    </w:p>
+    <w:p>
+      <w:pPr>
+        <w:spacing w:before="60" w:after="120"/>
+      </w:pPr>
+      <w:r>
+        <w:rPr>
+          <w:color w:val="000000"/>
+        </w:rPr>
+        <w:t>Câu 8: will they</w:t>
+      </w:r>
+    </w:p>
+    <w:p>
+      <w:pPr>
+        <w:spacing w:before="60" w:after="120"/>
+      </w:pPr>
+      <w:r>
+        <w:rPr>
+          <w:color w:val="000000"/>
+        </w:rPr>
+        <w:t>Câu 9: doesn't he</w:t>
+      </w:r>
+    </w:p>
+    <w:p>
+      <w:pPr>
+        <w:spacing w:before="60" w:after="120"/>
+      </w:pPr>
+      <w:r>
+        <w:rPr>
+          <w:color w:val="000000"/>
+        </w:rPr>
+        <w:t>Câu 10: weren't they</w:t>
+      </w:r>
+    </w:p>
+    <w:p>
+      <w:pPr>
+        <w:spacing w:before="240" w:after="60"/>
+        <w:keepNext/>
+      </w:pPr>
+      <w:r>
+        <w:rPr>
+          <w:color w:val="000000"/>
           <w:b/>
         </w:rPr>
-        <w:t xml:space="preserve">PHẦN 6: 1 Where do you live?; 2 Does she like tea?; 3 Do not open the door.; 4 isn't he?; 5 in 2012; 6 Did they go home?; 7 Let's start now.; 8 can she?; 9 last Monday; 10 How much time do you need?</w:t>
-      </w:r>
-    </w:p>
-    <w:p>
-      <w:r>
-        <w:rPr>
+        <w:t>PHẦN 5</w:t>
+      </w:r>
+    </w:p>
+    <w:p>
+      <w:pPr>
+        <w:spacing w:before="60" w:after="120"/>
+      </w:pPr>
+      <w:r>
+        <w:rPr>
+          <w:color w:val="000000"/>
+        </w:rPr>
+        <w:t>Câu 1: at</w:t>
+      </w:r>
+    </w:p>
+    <w:p>
+      <w:pPr>
+        <w:spacing w:before="60" w:after="120"/>
+      </w:pPr>
+      <w:r>
+        <w:rPr>
+          <w:color w:val="000000"/>
+        </w:rPr>
+        <w:t>Câu 2: on</w:t>
+      </w:r>
+    </w:p>
+    <w:p>
+      <w:pPr>
+        <w:spacing w:before="60" w:after="120"/>
+      </w:pPr>
+      <w:r>
+        <w:rPr>
+          <w:color w:val="000000"/>
+        </w:rPr>
+        <w:t>Câu 3: in</w:t>
+      </w:r>
+    </w:p>
+    <w:p>
+      <w:pPr>
+        <w:spacing w:before="60" w:after="120"/>
+      </w:pPr>
+      <w:r>
+        <w:rPr>
+          <w:color w:val="000000"/>
+        </w:rPr>
+        <w:t>Câu 4: on</w:t>
+      </w:r>
+    </w:p>
+    <w:p>
+      <w:pPr>
+        <w:spacing w:before="60" w:after="120"/>
+      </w:pPr>
+      <w:r>
+        <w:rPr>
+          <w:color w:val="000000"/>
+        </w:rPr>
+        <w:t>Câu 5: ago</w:t>
+      </w:r>
+    </w:p>
+    <w:p>
+      <w:pPr>
+        <w:spacing w:before="60" w:after="120"/>
+      </w:pPr>
+      <w:r>
+        <w:rPr>
+          <w:color w:val="000000"/>
+        </w:rPr>
+        <w:t>Câu 6: since</w:t>
+      </w:r>
+    </w:p>
+    <w:p>
+      <w:pPr>
+        <w:spacing w:before="60" w:after="120"/>
+      </w:pPr>
+      <w:r>
+        <w:rPr>
+          <w:color w:val="000000"/>
+        </w:rPr>
+        <w:t>Câu 7: for</w:t>
+      </w:r>
+    </w:p>
+    <w:p>
+      <w:pPr>
+        <w:spacing w:before="60" w:after="120"/>
+      </w:pPr>
+      <w:r>
+        <w:rPr>
+          <w:color w:val="000000"/>
+        </w:rPr>
+        <w:t>Câu 8: —</w:t>
+      </w:r>
+    </w:p>
+    <w:p>
+      <w:pPr>
+        <w:spacing w:before="60" w:after="120"/>
+      </w:pPr>
+      <w:r>
+        <w:rPr>
+          <w:color w:val="000000"/>
+        </w:rPr>
+        <w:t>Câu 9: from</w:t>
+      </w:r>
+    </w:p>
+    <w:p>
+      <w:pPr>
+        <w:spacing w:before="60" w:after="120"/>
+      </w:pPr>
+      <w:r>
+        <w:rPr>
+          <w:color w:val="000000"/>
+        </w:rPr>
+        <w:t>Câu 10: by</w:t>
+      </w:r>
+    </w:p>
+    <w:p>
+      <w:pPr>
+        <w:spacing w:before="240" w:after="60"/>
+        <w:keepNext/>
+      </w:pPr>
+      <w:r>
+        <w:rPr>
+          <w:color w:val="000000"/>
           <w:b/>
         </w:rPr>
-        <w:t xml:space="preserve">PHẦN 7: 1 Where do you live? 2 Did she go to work yesterday? 3 Please sit down. 4 Do not be late. 5 He can swim, can't he? 6 They haven't finished, have they? 7 I study in the evening. 8 We have been here for two years. 9 What time does the train leave? 10 Please call me before Friday.</w:t>
-      </w:r>
-    </w:p>
-    <w:p>
-      <w:r>
-        <w:rPr>
+        <w:t>PHẦN 6</w:t>
+      </w:r>
+    </w:p>
+    <w:p>
+      <w:pPr>
+        <w:spacing w:before="60" w:after="120"/>
+      </w:pPr>
+      <w:r>
+        <w:rPr>
+          <w:color w:val="000000"/>
+        </w:rPr>
+        <w:t>Câu 1: Where do you live?</w:t>
+      </w:r>
+    </w:p>
+    <w:p>
+      <w:pPr>
+        <w:spacing w:before="60" w:after="120"/>
+      </w:pPr>
+      <w:r>
+        <w:rPr>
+          <w:color w:val="000000"/>
+        </w:rPr>
+        <w:t>Câu 2: Does she like tea?</w:t>
+      </w:r>
+    </w:p>
+    <w:p>
+      <w:pPr>
+        <w:spacing w:before="60" w:after="120"/>
+      </w:pPr>
+      <w:r>
+        <w:rPr>
+          <w:color w:val="000000"/>
+        </w:rPr>
+        <w:t>Câu 3: Do not open the door.</w:t>
+      </w:r>
+    </w:p>
+    <w:p>
+      <w:pPr>
+        <w:spacing w:before="60" w:after="120"/>
+      </w:pPr>
+      <w:r>
+        <w:rPr>
+          <w:color w:val="000000"/>
+        </w:rPr>
+        <w:t>Câu 4: isn't he?</w:t>
+      </w:r>
+    </w:p>
+    <w:p>
+      <w:pPr>
+        <w:spacing w:before="60" w:after="120"/>
+      </w:pPr>
+      <w:r>
+        <w:rPr>
+          <w:color w:val="000000"/>
+        </w:rPr>
+        <w:t>Câu 5: in 2012</w:t>
+      </w:r>
+    </w:p>
+    <w:p>
+      <w:pPr>
+        <w:spacing w:before="60" w:after="120"/>
+      </w:pPr>
+      <w:r>
+        <w:rPr>
+          <w:color w:val="000000"/>
+        </w:rPr>
+        <w:t>Câu 6: Did they go home?</w:t>
+      </w:r>
+    </w:p>
+    <w:p>
+      <w:pPr>
+        <w:spacing w:before="60" w:after="120"/>
+      </w:pPr>
+      <w:r>
+        <w:rPr>
+          <w:color w:val="000000"/>
+        </w:rPr>
+        <w:t>Câu 7: Let's start now.</w:t>
+      </w:r>
+    </w:p>
+    <w:p>
+      <w:pPr>
+        <w:spacing w:before="60" w:after="120"/>
+      </w:pPr>
+      <w:r>
+        <w:rPr>
+          <w:color w:val="000000"/>
+        </w:rPr>
+        <w:t>Câu 8: can she?</w:t>
+      </w:r>
+    </w:p>
+    <w:p>
+      <w:pPr>
+        <w:spacing w:before="60" w:after="120"/>
+      </w:pPr>
+      <w:r>
+        <w:rPr>
+          <w:color w:val="000000"/>
+        </w:rPr>
+        <w:t>Câu 9: last Monday</w:t>
+      </w:r>
+    </w:p>
+    <w:p>
+      <w:pPr>
+        <w:spacing w:before="60" w:after="120"/>
+      </w:pPr>
+      <w:r>
+        <w:rPr>
+          <w:color w:val="000000"/>
+        </w:rPr>
+        <w:t>Câu 10: How much time do you need?</w:t>
+      </w:r>
+    </w:p>
+    <w:p>
+      <w:pPr>
+        <w:spacing w:before="240" w:after="60"/>
+        <w:keepNext/>
+      </w:pPr>
+      <w:r>
+        <w:rPr>
+          <w:color w:val="000000"/>
           <w:b/>
         </w:rPr>
-        <w:t xml:space="preserve">PHẦN 8: 1 Where does your brother work? 2 Is she ready? 3 Please turn off the lights. 4 Do not park here. 5 It is cold, isn't it? 6 They have lived here since 2020. 7 How often do you exercise? 8 Shall we meet at six? 9 Has he finished yet? 10 Please return by noon.</w:t>
-      </w:r>
-    </w:p>
-    <w:p>
-      <w:r>
-        <w:rPr>
+        <w:t>PHẦN 7</w:t>
+      </w:r>
+    </w:p>
+    <w:p>
+      <w:pPr>
+        <w:spacing w:before="60" w:after="120"/>
+      </w:pPr>
+      <w:r>
+        <w:rPr>
+          <w:color w:val="000000"/>
+        </w:rPr>
+        <w:t>Câu 1: Where do you live?</w:t>
+      </w:r>
+    </w:p>
+    <w:p>
+      <w:pPr>
+        <w:spacing w:before="60" w:after="120"/>
+      </w:pPr>
+      <w:r>
+        <w:rPr>
+          <w:color w:val="000000"/>
+        </w:rPr>
+        <w:t>Câu 2: Did she go to work yesterday?</w:t>
+      </w:r>
+    </w:p>
+    <w:p>
+      <w:pPr>
+        <w:spacing w:before="60" w:after="120"/>
+      </w:pPr>
+      <w:r>
+        <w:rPr>
+          <w:color w:val="000000"/>
+        </w:rPr>
+        <w:t>Câu 3: Please sit down.</w:t>
+      </w:r>
+    </w:p>
+    <w:p>
+      <w:pPr>
+        <w:spacing w:before="60" w:after="120"/>
+      </w:pPr>
+      <w:r>
+        <w:rPr>
+          <w:color w:val="000000"/>
+        </w:rPr>
+        <w:t>Câu 4: Do not be late.</w:t>
+      </w:r>
+    </w:p>
+    <w:p>
+      <w:pPr>
+        <w:spacing w:before="60" w:after="120"/>
+      </w:pPr>
+      <w:r>
+        <w:rPr>
+          <w:color w:val="000000"/>
+        </w:rPr>
+        <w:t>Câu 5: He can swim, can't he?</w:t>
+      </w:r>
+    </w:p>
+    <w:p>
+      <w:pPr>
+        <w:spacing w:before="60" w:after="120"/>
+      </w:pPr>
+      <w:r>
+        <w:rPr>
+          <w:color w:val="000000"/>
+        </w:rPr>
+        <w:t>Câu 6: They haven't finished, have they?</w:t>
+      </w:r>
+    </w:p>
+    <w:p>
+      <w:pPr>
+        <w:spacing w:before="60" w:after="120"/>
+      </w:pPr>
+      <w:r>
+        <w:rPr>
+          <w:color w:val="000000"/>
+        </w:rPr>
+        <w:t>Câu 7: I study in the evening.</w:t>
+      </w:r>
+    </w:p>
+    <w:p>
+      <w:pPr>
+        <w:spacing w:before="60" w:after="120"/>
+      </w:pPr>
+      <w:r>
+        <w:rPr>
+          <w:color w:val="000000"/>
+        </w:rPr>
+        <w:t>Câu 8: We have been here for two years.</w:t>
+      </w:r>
+    </w:p>
+    <w:p>
+      <w:pPr>
+        <w:spacing w:before="60" w:after="120"/>
+      </w:pPr>
+      <w:r>
+        <w:rPr>
+          <w:color w:val="000000"/>
+        </w:rPr>
+        <w:t>Câu 9: What time does the train leave?</w:t>
+      </w:r>
+    </w:p>
+    <w:p>
+      <w:pPr>
+        <w:spacing w:before="60" w:after="120"/>
+      </w:pPr>
+      <w:r>
+        <w:rPr>
+          <w:color w:val="000000"/>
+        </w:rPr>
+        <w:t>Câu 10: Please call me before Friday.</w:t>
+      </w:r>
+    </w:p>
+    <w:p>
+      <w:pPr>
+        <w:spacing w:before="240" w:after="60"/>
+        <w:keepNext/>
+      </w:pPr>
+      <w:r>
+        <w:rPr>
+          <w:color w:val="000000"/>
           <w:b/>
         </w:rPr>
-        <w:t xml:space="preserve">PHẦN 9: 1. At 6:15. 2. He walks. 3. His bicycle had a flat tire. 4. Check his bicycle. 5. By bus.</w:t>
-      </w:r>
-    </w:p>
-    <w:p>
-      <w:r>
-        <w:rPr>
+        <w:t>PHẦN 8</w:t>
+      </w:r>
+    </w:p>
+    <w:p>
+      <w:pPr>
+        <w:spacing w:before="60" w:after="120"/>
+      </w:pPr>
+      <w:r>
+        <w:rPr>
+          <w:color w:val="000000"/>
+        </w:rPr>
+        <w:t>Câu 1: Where does your brother work?</w:t>
+      </w:r>
+    </w:p>
+    <w:p>
+      <w:pPr>
+        <w:spacing w:before="60" w:after="120"/>
+      </w:pPr>
+      <w:r>
+        <w:rPr>
+          <w:color w:val="000000"/>
+        </w:rPr>
+        <w:t>Câu 2: Is she ready?</w:t>
+      </w:r>
+    </w:p>
+    <w:p>
+      <w:pPr>
+        <w:spacing w:before="60" w:after="120"/>
+      </w:pPr>
+      <w:r>
+        <w:rPr>
+          <w:color w:val="000000"/>
+        </w:rPr>
+        <w:t>Câu 3: Please turn off the lights.</w:t>
+      </w:r>
+    </w:p>
+    <w:p>
+      <w:pPr>
+        <w:spacing w:before="60" w:after="120"/>
+      </w:pPr>
+      <w:r>
+        <w:rPr>
+          <w:color w:val="000000"/>
+        </w:rPr>
+        <w:t>Câu 4: Do not park here.</w:t>
+      </w:r>
+    </w:p>
+    <w:p>
+      <w:pPr>
+        <w:spacing w:before="60" w:after="120"/>
+      </w:pPr>
+      <w:r>
+        <w:rPr>
+          <w:color w:val="000000"/>
+        </w:rPr>
+        <w:t>Câu 5: It is cold, isn't it?</w:t>
+      </w:r>
+    </w:p>
+    <w:p>
+      <w:pPr>
+        <w:spacing w:before="60" w:after="120"/>
+      </w:pPr>
+      <w:r>
+        <w:rPr>
+          <w:color w:val="000000"/>
+        </w:rPr>
+        <w:t>Câu 6: They have lived here since 2020.</w:t>
+      </w:r>
+    </w:p>
+    <w:p>
+      <w:pPr>
+        <w:spacing w:before="60" w:after="120"/>
+      </w:pPr>
+      <w:r>
+        <w:rPr>
+          <w:color w:val="000000"/>
+        </w:rPr>
+        <w:t>Câu 7: How often do you exercise?</w:t>
+      </w:r>
+    </w:p>
+    <w:p>
+      <w:pPr>
+        <w:spacing w:before="60" w:after="120"/>
+      </w:pPr>
+      <w:r>
+        <w:rPr>
+          <w:color w:val="000000"/>
+        </w:rPr>
+        <w:t>Câu 8: Shall we meet at six?</w:t>
+      </w:r>
+    </w:p>
+    <w:p>
+      <w:pPr>
+        <w:spacing w:before="60" w:after="120"/>
+      </w:pPr>
+      <w:r>
+        <w:rPr>
+          <w:color w:val="000000"/>
+        </w:rPr>
+        <w:t>Câu 9: Has he finished yet?</w:t>
+      </w:r>
+    </w:p>
+    <w:p>
+      <w:pPr>
+        <w:spacing w:before="60" w:after="120"/>
+      </w:pPr>
+      <w:r>
+        <w:rPr>
+          <w:color w:val="000000"/>
+        </w:rPr>
+        <w:t>Câu 10: Please return by noon.</w:t>
+      </w:r>
+    </w:p>
+    <w:p>
+      <w:pPr>
+        <w:spacing w:before="240" w:after="60"/>
+        <w:keepNext/>
+      </w:pPr>
+      <w:r>
+        <w:rPr>
+          <w:color w:val="000000"/>
           <w:b/>
         </w:rPr>
-        <w:t xml:space="preserve">BÀI VIẾT MẪU (95 từ): On weekdays, I start school at seven in the morning. Yesterday, a new student asked me, “Where is the English room?” I showed him the second floor. “Do you have English today?” I asked. We had class from eight to nine. Our teacher said, “Open your books and work in pairs. Do not use your phones.” The lesson was interesting, wasn't it? At lunchtime, we talked about our timetable. “When does the science class begin?” he asked. It starts at two. After school, I usually study for two hours and finish my homework before dinner.</w:t>
+        <w:t>PHẦN 9</w:t>
+      </w:r>
+    </w:p>
+    <w:p>
+      <w:pPr>
+        <w:spacing w:before="60" w:after="120"/>
+      </w:pPr>
+      <w:r>
+        <w:rPr>
+          <w:color w:val="000000"/>
+        </w:rPr>
+        <w:t>Câu 1: At 6:15.</w:t>
+      </w:r>
+    </w:p>
+    <w:p>
+      <w:pPr>
+        <w:spacing w:before="60" w:after="120"/>
+      </w:pPr>
+      <w:r>
+        <w:rPr>
+          <w:color w:val="000000"/>
+        </w:rPr>
+        <w:t>Câu 2: He walks.</w:t>
+      </w:r>
+    </w:p>
+    <w:p>
+      <w:pPr>
+        <w:spacing w:before="60" w:after="120"/>
+      </w:pPr>
+      <w:r>
+        <w:rPr>
+          <w:color w:val="000000"/>
+        </w:rPr>
+        <w:t>Câu 3: His bicycle had a flat tire.</w:t>
+      </w:r>
+    </w:p>
+    <w:p>
+      <w:pPr>
+        <w:spacing w:before="60" w:after="120"/>
+      </w:pPr>
+      <w:r>
+        <w:rPr>
+          <w:color w:val="000000"/>
+        </w:rPr>
+        <w:t>Câu 4: Check his bicycle.</w:t>
+      </w:r>
+    </w:p>
+    <w:p>
+      <w:pPr>
+        <w:spacing w:before="60" w:after="120"/>
+      </w:pPr>
+      <w:r>
+        <w:rPr>
+          <w:color w:val="000000"/>
+        </w:rPr>
+        <w:t>Câu 5: By bus.</w:t>
+      </w:r>
+    </w:p>
+    <w:p>
+      <w:pPr>
+        <w:spacing w:before="240" w:after="60"/>
+        <w:keepNext/>
+      </w:pPr>
+      <w:r>
+        <w:rPr>
+          <w:color w:val="000000"/>
+          <w:b/>
+        </w:rPr>
+        <w:t>PHẦN 10</w:t>
+      </w:r>
+    </w:p>
+    <w:p>
+      <w:pPr>
+        <w:spacing w:before="240" w:after="60"/>
+        <w:keepNext/>
+      </w:pPr>
+      <w:r>
+        <w:rPr>
+          <w:color w:val="000000"/>
+          <w:b/>
+        </w:rPr>
+        <w:t>Câu trả lời tham khảo</w:t>
+      </w:r>
+    </w:p>
+    <w:p>
+      <w:pPr>
+        <w:spacing w:before="0" w:after="160"/>
+      </w:pPr>
+      <w:r>
+        <w:rPr>
+          <w:color w:val="000000"/>
+        </w:rPr>
+        <w:t>BÀI VIẾT MẪU (95 từ): On weekdays, I start school at seven in the morning. Yesterday, a new student asked me, “Where is the English room?” I showed him the second floor. “Do you have English today?” I asked. We had class from eight to nine. Our teacher said, “Open your books and work in pairs. Do not use your phones.” The lesson was interesting, wasn't it? At lunchtime, we talked about our timetable. “When does the science class begin?” he asked. It starts at two. After school, I usually study for two hours and finish my homework before dinner.</w:t>
       </w:r>
     </w:p>
     <w:sectPr>
